--- a/Pasos del PUV- ArriendoSeguro.docx
+++ b/Pasos del PUV- ArriendoSeguro.docx
@@ -4,6 +4,55 @@
   <w:body>
     <w:p>
       <w:r>
+        <w:t>Opción A (10 palabras)</w:t>
+      </w:r>
+    </w:p>
+    <w:p>
+      <w:r>
+        <w:t>Tu arriendo persona a persona, claro, acompañado y con calificaciones.</w:t>
+      </w:r>
+    </w:p>
+    <w:p/>
+    <w:p>
+      <w:r>
+        <w:t>Opción B (10 palabras)</w:t>
+      </w:r>
+    </w:p>
+    <w:p>
+      <w:r>
+        <w:t>Arrienda seguro, legal y acompañado, persona a persona, con calificaciones.</w:t>
+      </w:r>
+    </w:p>
+    <w:p/>
+    <w:p>
+      <w:r>
+        <w:t>Opción C (11 palabras, un poco más “pivote” y futuro)</w:t>
+      </w:r>
+    </w:p>
+    <w:p>
+      <w:r>
+        <w:t>De persona a persona, sin agencia: claro, acompañado y calificaciones que construyen confianza.</w:t>
+      </w:r>
+    </w:p>
+    <w:p/>
+    <w:p>
+      <w:r>
+        <w:t>Opción D (9 palabras, “reputación” en lugar de “calificaciones” si suena más adulto/cercano)</w:t>
+      </w:r>
+    </w:p>
+    <w:p>
+      <w:r>
+        <w:t>Arrienda seguro, persona a persona, sin agencia al medio</w:t>
+      </w:r>
+      <w:r>
+        <w:t xml:space="preserve">, </w:t>
+      </w:r>
+      <w:r>
+        <w:t>donde puedes calificar y conocer la reputación de las personas.</w:t>
+      </w:r>
+    </w:p>
+    <w:p>
+      <w:r>
         <w:t xml:space="preserve"># Entregables de emprendimiento — </w:t>
       </w:r>
       <w:proofErr w:type="spellStart"/>
@@ -14,6 +63,22 @@
     </w:p>
     <w:p/>
     <w:p>
+      <w:pPr>
+        <w:rPr>
+          <w:b/>
+          <w:bCs/>
+        </w:rPr>
+      </w:pPr>
+      <w:r>
+        <w:rPr>
+          <w:b/>
+          <w:bCs/>
+        </w:rPr>
+        <w:t>Arrienda seguro, de persona a persona, sin agencia al medio, con calificaciones y reputación visibles para decidir con confianza.</w:t>
+      </w:r>
+    </w:p>
+    <w:p/>
+    <w:p>
       <w:r>
         <w:t>Iniciativa: **</w:t>
       </w:r>
@@ -75,6 +140,7 @@
     </w:p>
     <w:p>
       <w:r>
+        <w:lastRenderedPageBreak/>
         <w:t>| O1 | Plataformas de confianza basadas en datos estructurados, no en rumores | Big data, trazabilidad |</w:t>
       </w:r>
     </w:p>
@@ -142,7 +208,6 @@
     </w:p>
     <w:p>
       <w:r>
-        <w:lastRenderedPageBreak/>
         <w:t>- **Datos / contexto (ilustrativos</w:t>
       </w:r>
       <w:proofErr w:type="gramStart"/>
@@ -236,730 +301,600 @@
         <w:t>### P3 — Fragmentación y ausencia de “historial” portable</w:t>
       </w:r>
     </w:p>
-    <w:p>
-      <w:r>
-        <w:t>- **</w:t>
-      </w:r>
-      <w:proofErr w:type="gramStart"/>
-      <w:r>
-        <w:t>Problema:*</w:t>
-      </w:r>
-      <w:proofErr w:type="gramEnd"/>
-      <w:r>
-        <w:t xml:space="preserve">* No hay un estándar de registro de experiencia contractual </w:t>
-      </w:r>
-      <w:proofErr w:type="spellStart"/>
-      <w:r>
-        <w:t>post-relación</w:t>
-      </w:r>
-      <w:proofErr w:type="spellEnd"/>
-      <w:r>
-        <w:t>, comparable entre ciudades y segmentos.</w:t>
-      </w:r>
-    </w:p>
-    <w:p>
-      <w:r>
-        <w:t xml:space="preserve">- **Datos / </w:t>
-      </w:r>
-      <w:proofErr w:type="gramStart"/>
-      <w:r>
-        <w:t>contexto:*</w:t>
-      </w:r>
-      <w:proofErr w:type="gramEnd"/>
-      <w:r>
-        <w:t>* Crecimiento de arriendo urbano, mayor rotación, digitalización de pagos; sin embargo, la “memoria” del arriendo queda en conversaciones privadas. *(Añadir estadística de hogares arrendadores/arrendatarios o dinámica del mercado local si aplica</w:t>
-      </w:r>
-      <w:proofErr w:type="gramStart"/>
-      <w:r>
-        <w:t>.)*</w:t>
-      </w:r>
-      <w:proofErr w:type="gramEnd"/>
-    </w:p>
-    <w:p>
-      <w:r>
-        <w:t xml:space="preserve">- **Por qué </w:t>
-      </w:r>
-      <w:proofErr w:type="gramStart"/>
-      <w:r>
-        <w:t>importa:*</w:t>
-      </w:r>
-      <w:proofErr w:type="gramEnd"/>
-      <w:r>
-        <w:t>* Impide aprendizaje colectivo y eleva transacción de búsqueda de contraparte.</w:t>
-      </w:r>
-    </w:p>
-    <w:p/>
-    <w:p>
-      <w:r>
-        <w:t>---</w:t>
-      </w:r>
-    </w:p>
-    <w:p/>
-    <w:p>
-      <w:r>
-        <w:t>## 3. Lluvia de ideas — 3 ideas por problema (9 ideas)</w:t>
-      </w:r>
-    </w:p>
-    <w:p/>
-    <w:p>
-      <w:r>
-        <w:t>| Problema | Idea A | Idea B | Idea C |</w:t>
-      </w:r>
-    </w:p>
-    <w:p>
-      <w:r>
-        <w:t>|----------|--------|--------|--------|</w:t>
-      </w:r>
-    </w:p>
-    <w:p>
-      <w:r>
-        <w:lastRenderedPageBreak/>
-        <w:t>| P1 | **</w:t>
-      </w:r>
-      <w:proofErr w:type="spellStart"/>
-      <w:r>
-        <w:t>Scoring</w:t>
-      </w:r>
-      <w:proofErr w:type="spellEnd"/>
-      <w:r>
-        <w:t xml:space="preserve"> estructurado** por dimensiones (pago, comunicación, estado del inmueble) con formularios, no texto libre | **Perfiles verificados** (email/</w:t>
-      </w:r>
-      <w:proofErr w:type="spellStart"/>
-      <w:r>
-        <w:t>tel</w:t>
-      </w:r>
-      <w:proofErr w:type="spellEnd"/>
-      <w:r>
-        <w:t>) con capas de confianza | **Historial** solo con mutuo acuerdo o código de cierre de contrato |</w:t>
-      </w:r>
-    </w:p>
-    <w:p>
-      <w:r>
-        <w:t>| P2 | **Módulo legal**: consentimientos, guía de cláusula y advertencias; moderación y réplica | **</w:t>
-      </w:r>
-      <w:proofErr w:type="spellStart"/>
-      <w:r>
-        <w:t>Pseudonimización</w:t>
-      </w:r>
-      <w:proofErr w:type="spellEnd"/>
-      <w:r>
-        <w:t xml:space="preserve">** y no búsqueda abierta por cédula | **Sello de “referencia bajo reglas de </w:t>
-      </w:r>
-      <w:proofErr w:type="gramStart"/>
-      <w:r>
-        <w:t>uso”*</w:t>
-      </w:r>
-      <w:proofErr w:type="gramEnd"/>
-      <w:r>
-        <w:t>* (</w:t>
-      </w:r>
-      <w:proofErr w:type="spellStart"/>
-      <w:r>
-        <w:t>disclaimer</w:t>
-      </w:r>
-      <w:proofErr w:type="spellEnd"/>
-      <w:r>
-        <w:t xml:space="preserve"> claro) |</w:t>
-      </w:r>
-    </w:p>
-    <w:p>
-      <w:r>
-        <w:t>| P3 | **Código de referencia** compartido entre partes al finalizar arriendo | **Zona/barrio** en lugar de dirección exacta por defecto | **</w:t>
-      </w:r>
-      <w:proofErr w:type="spellStart"/>
-      <w:r>
-        <w:t>Export</w:t>
-      </w:r>
-      <w:proofErr w:type="spellEnd"/>
-      <w:r>
-        <w:t xml:space="preserve"> / informe** PDF para tercero autorizado (futuro) |</w:t>
-      </w:r>
-    </w:p>
-    <w:p/>
-    <w:p>
-      <w:r>
-        <w:t>---</w:t>
-      </w:r>
-    </w:p>
-    <w:p/>
-    <w:p>
-      <w:r>
-        <w:t>## 4. Selección de 6 ideas (de las 9) — criterio del equipo</w:t>
-      </w:r>
-    </w:p>
-    <w:p/>
-    <w:p>
-      <w:r>
-        <w:t>Elegidas por **creatividad + diferenciación + viabilidad ética-legal**:</w:t>
-      </w:r>
-    </w:p>
-    <w:p>
-      <w:r>
-        <w:t xml:space="preserve">1. </w:t>
-      </w:r>
-      <w:proofErr w:type="spellStart"/>
-      <w:r>
-        <w:t>Scoring</w:t>
-      </w:r>
-      <w:proofErr w:type="spellEnd"/>
-      <w:r>
-        <w:t xml:space="preserve"> estructurado (P1–A)  </w:t>
-      </w:r>
-    </w:p>
-    <w:p>
-      <w:r>
-        <w:t xml:space="preserve">2. Código de referencia / cierre (P3–A)  </w:t>
-      </w:r>
-    </w:p>
-    <w:p>
-      <w:r>
-        <w:t xml:space="preserve">3. Guía y cláusula sugerida (P2–A)  </w:t>
-      </w:r>
-    </w:p>
-    <w:p>
-      <w:r>
-        <w:t xml:space="preserve">4. Zona/barrio sin dirección exacta por defecto (P3–B)  </w:t>
-      </w:r>
-    </w:p>
-    <w:p>
-      <w:r>
-        <w:t xml:space="preserve">5. No búsqueda abierta por documento; acceso restringido (P2–B)  </w:t>
-      </w:r>
-    </w:p>
-    <w:p>
-      <w:r>
-        <w:t xml:space="preserve">6. Moderación + réplica (P2–A, reforzado)  </w:t>
-      </w:r>
-    </w:p>
-    <w:p/>
-    <w:p>
-      <w:r>
-        <w:t xml:space="preserve">*Las ideas descartadas o pospuestas (perfiles premium, informe PDF) pueden dejarse en </w:t>
-      </w:r>
-      <w:proofErr w:type="gramStart"/>
-      <w:r>
-        <w:t>roadmap.*</w:t>
-      </w:r>
-      <w:proofErr w:type="gramEnd"/>
-    </w:p>
-    <w:p/>
-    <w:p>
-      <w:r>
-        <w:t>---</w:t>
-      </w:r>
-    </w:p>
-    <w:p/>
-    <w:p>
-      <w:r>
-        <w:t>## 5. Matriz de evaluación de ideas (6 ideas × criterios)</w:t>
-      </w:r>
-    </w:p>
-    <w:p/>
-    <w:p>
-      <w:r>
-        <w:t xml:space="preserve">Escala sugerida: 1 = bajo, 5 = alto. *Completar puntajes en equipo; ejemplo de ponderación </w:t>
-      </w:r>
-      <w:proofErr w:type="gramStart"/>
-      <w:r>
-        <w:t>razonable.*</w:t>
-      </w:r>
-      <w:proofErr w:type="gramEnd"/>
-    </w:p>
-    <w:p/>
-    <w:p>
-      <w:r>
-        <w:lastRenderedPageBreak/>
-        <w:t>| Idea | Innovación / diferencia | Demanda percibida | Viabilidad técnica (MVP) | Riesgo legal/ético (menor = mejor) | **Total ponderado** |</w:t>
-      </w:r>
-    </w:p>
-    <w:p>
-      <w:r>
-        <w:t>|------|-------------------------|-------------------|---------------------------|------------------------------------|------------------------|</w:t>
-      </w:r>
-    </w:p>
-    <w:p>
-      <w:r>
-        <w:t xml:space="preserve">| </w:t>
-      </w:r>
-      <w:proofErr w:type="spellStart"/>
-      <w:r>
-        <w:t>Scoring</w:t>
-      </w:r>
-      <w:proofErr w:type="spellEnd"/>
-      <w:r>
-        <w:t xml:space="preserve"> estructurado | 4 | 5 | 5 | 4 | *Alto* |</w:t>
-      </w:r>
-    </w:p>
-    <w:p>
-      <w:r>
-        <w:t>| Código de referencia | 4 | 4 | 4 | 5 | *Alto* |</w:t>
-      </w:r>
-    </w:p>
-    <w:p>
-      <w:r>
-        <w:t>| Guía + cláusula | 3 | 4 | 5 | 5 | *Muy alto (transversal)* |</w:t>
-      </w:r>
-    </w:p>
-    <w:p>
-      <w:r>
-        <w:t>| Zona vs dirección | 3 | 4 | 5 | 4 | *Alto* |</w:t>
-      </w:r>
-    </w:p>
-    <w:p>
-      <w:r>
-        <w:t>| Acceso restringido | 3 | 5 | 4 | 5 | *Muy alto* |</w:t>
-      </w:r>
-    </w:p>
-    <w:p>
-      <w:r>
-        <w:t>| Moderación + réplica | 4 | 4 | 3 | 5 | *Medio–alto* |</w:t>
-      </w:r>
-    </w:p>
-    <w:p/>
-    <w:p>
-      <w:r>
-        <w:t xml:space="preserve">**Idea ganadora para el </w:t>
-      </w:r>
-      <w:proofErr w:type="gramStart"/>
-      <w:r>
-        <w:t>producto:*</w:t>
-      </w:r>
-      <w:proofErr w:type="gramEnd"/>
-      <w:r>
-        <w:t xml:space="preserve">* combinación de **plataforma de referencias estructuradas + consentimiento y guía (cláusula) + acceso restringido + </w:t>
-      </w:r>
-      <w:proofErr w:type="spellStart"/>
-      <w:r>
-        <w:t>scoring</w:t>
-      </w:r>
-      <w:proofErr w:type="spellEnd"/>
-      <w:r>
-        <w:t>** → **</w:t>
-      </w:r>
-      <w:proofErr w:type="spellStart"/>
-      <w:r>
-        <w:t>ArriendoSeguro</w:t>
-      </w:r>
-      <w:proofErr w:type="spellEnd"/>
-      <w:r>
-        <w:t>**.</w:t>
-      </w:r>
-    </w:p>
-    <w:p/>
-    <w:p>
-      <w:r>
-        <w:t>---</w:t>
-      </w:r>
-    </w:p>
-    <w:p/>
-    <w:p>
-      <w:r>
-        <w:t>## 6. Indagación — cuestionario de validación (diseño; N ≈ 20)</w:t>
-      </w:r>
-    </w:p>
-    <w:p/>
-    <w:p>
-      <w:r>
-        <w:t>**</w:t>
-      </w:r>
-      <w:proofErr w:type="gramStart"/>
-      <w:r>
-        <w:t>Objetivo:*</w:t>
-      </w:r>
-      <w:proofErr w:type="gramEnd"/>
-      <w:r>
-        <w:t>* comprobar si el problema P1–P3 es real y si la solución propuesta (referencias bajo reglas) es aceptable.</w:t>
-      </w:r>
-    </w:p>
-    <w:p/>
-    <w:p>
-      <w:r>
-        <w:t xml:space="preserve">**Bloque A — Perfil**  </w:t>
-      </w:r>
-    </w:p>
-    <w:p>
-      <w:r>
-        <w:t>1) ¿Arriendas o pones en arriendo vivienda? 2) Ciudad. 3) Frecuencia (últimos 5 años).</w:t>
-      </w:r>
-    </w:p>
-    <w:p/>
-    <w:p>
-      <w:r>
-        <w:t xml:space="preserve">**Bloque B — Problema**  </w:t>
-      </w:r>
-    </w:p>
-    <w:p>
-      <w:r>
-        <w:t xml:space="preserve">4) Al </w:t>
-      </w:r>
-      <w:proofErr w:type="spellStart"/>
-      <w:r>
-        <w:t>elegiar</w:t>
-      </w:r>
-      <w:proofErr w:type="spellEnd"/>
-      <w:r>
-        <w:t xml:space="preserve"> contraparte, ¿qué tan </w:t>
-      </w:r>
-      <w:proofErr w:type="spellStart"/>
-      <w:r>
-        <w:t>confiavas</w:t>
-      </w:r>
-      <w:proofErr w:type="spellEnd"/>
-      <w:r>
-        <w:t xml:space="preserve"> en “referencias informales”? (1–5)  </w:t>
-      </w:r>
-    </w:p>
-    <w:p>
-      <w:r>
-        <w:t xml:space="preserve">5) ¿Has tenido mala experiencia (pago, entrega, daños, comunicación)? Sí/No, breve.  </w:t>
-      </w:r>
-    </w:p>
-    <w:p>
-      <w:r>
-        <w:t>6) ¿Qué te habría ayudado antes de decidir? (opción múltiple + otra)</w:t>
-      </w:r>
-    </w:p>
-    <w:p/>
-    <w:p>
-      <w:r>
-        <w:t xml:space="preserve">**Bloque C — Propuesta**  </w:t>
-      </w:r>
-    </w:p>
-    <w:p>
-      <w:r>
-        <w:lastRenderedPageBreak/>
-        <w:t>7) ¿Usarías una plataforma que pida **acuerdo de uso y datos mínimos**, con calificación por criterios y **sin “</w:t>
-      </w:r>
-      <w:proofErr w:type="spellStart"/>
-      <w:r>
-        <w:t>wall</w:t>
-      </w:r>
-      <w:proofErr w:type="spellEnd"/>
-      <w:r>
-        <w:t xml:space="preserve"> de </w:t>
-      </w:r>
-      <w:proofErr w:type="gramStart"/>
-      <w:r>
-        <w:t>escándalos”*</w:t>
-      </w:r>
-      <w:proofErr w:type="gramEnd"/>
-      <w:r>
-        <w:t xml:space="preserve">*? (Sí/No/Tal vez)  </w:t>
-      </w:r>
-    </w:p>
-    <w:p>
-      <w:r>
-        <w:t xml:space="preserve">8) ¿Aceptarías una **cláusula en el contrato** para dejar referencia al final? (Sí/No/No sé)  </w:t>
-      </w:r>
-    </w:p>
-    <w:p>
-      <w:r>
-        <w:t>9) ¿Qué requisito te da más confianza? (verificación de identidad, historial, moderación, privacidad)</w:t>
-      </w:r>
-    </w:p>
-    <w:p/>
-    <w:p>
-      <w:r>
-        <w:t xml:space="preserve">**Bloque D — Miedos**  </w:t>
-      </w:r>
-    </w:p>
-    <w:p>
-      <w:r>
-        <w:t>10) Miedo a exposición injusta, datos sensibles, o no usar la herramienta. Texto abierto.</w:t>
-      </w:r>
-    </w:p>
-    <w:p/>
-    <w:p>
-      <w:r>
-        <w:t xml:space="preserve">**Análisis </w:t>
-      </w:r>
-      <w:proofErr w:type="gramStart"/>
-      <w:r>
-        <w:t>sugerido:*</w:t>
-      </w:r>
-      <w:proofErr w:type="gramEnd"/>
-      <w:r>
-        <w:t>* tabular respuestas; contar frecuencias; extraer 3–5 citas representativas; concluir: problema validado (sí/no) y ajustes a la propuesta (p. ej. reforzar privacidad o guía de cláusula).</w:t>
-      </w:r>
-    </w:p>
-    <w:p/>
-    <w:p>
-      <w:r>
-        <w:t>---</w:t>
-      </w:r>
-    </w:p>
-    <w:p/>
-    <w:p>
-      <w:r>
-        <w:t>## 7. Mapa de empatía — segmento: “persona que arrienda o pone en arriendo vivienda en ciudad colombiana”</w:t>
-      </w:r>
-    </w:p>
-    <w:p/>
-    <w:p>
-      <w:r>
-        <w:t>| | Contenido (rellenar con encuesta / entrevistas) |</w:t>
-      </w:r>
-    </w:p>
-    <w:p>
-      <w:r>
-        <w:t>|---|--------------------------------------------------|</w:t>
-      </w:r>
-    </w:p>
-    <w:p>
-      <w:r>
-        <w:t>| **Piensa y siente** | Ansiedad por estafas, morosidad, no recuperar depósito; deseo de justicia e información justa. |</w:t>
-      </w:r>
-    </w:p>
-    <w:p>
-      <w:r>
-        <w:t>| **Ve** | Ofertas en portales, grupos de Facebook, referencias de conocidos; poca trazabilidad. |</w:t>
-      </w:r>
-    </w:p>
-    <w:p>
-      <w:r>
-        <w:t>| **Escucha** | Casos de malos inquilinos o dueños; consejos legales informales. |</w:t>
-      </w:r>
-    </w:p>
-    <w:p>
-      <w:r>
-        <w:t>| **Dice y hace** | Pide cédula, papeles, referencias verbales; a veces paga “investigación” informal. |</w:t>
-      </w:r>
-    </w:p>
-    <w:p>
-      <w:r>
-        <w:t>| **Dolores (</w:t>
-      </w:r>
-      <w:proofErr w:type="spellStart"/>
-      <w:r>
-        <w:t>pain</w:t>
-      </w:r>
-      <w:proofErr w:type="spellEnd"/>
-      <w:r>
-        <w:t>)** | Pérdida de tiempo, plata, estrés, conflictos legales costosos. |</w:t>
-      </w:r>
-    </w:p>
-    <w:p>
-      <w:r>
-        <w:t>| **Ganancias (</w:t>
-      </w:r>
-      <w:proofErr w:type="spellStart"/>
-      <w:r>
-        <w:t>gain</w:t>
-      </w:r>
-      <w:proofErr w:type="spellEnd"/>
-      <w:r>
-        <w:t>)** | Decisión con datos, menos sorpresas, sensación de control y equidad. |</w:t>
-      </w:r>
-    </w:p>
-    <w:p/>
-    <w:p>
-      <w:r>
-        <w:t>---</w:t>
-      </w:r>
-    </w:p>
-    <w:p/>
-    <w:p>
-      <w:r>
-        <w:lastRenderedPageBreak/>
-        <w:t>## 8. Propuesta de valor (PUV) — lienzo o formato narrativo</w:t>
-      </w:r>
-    </w:p>
-    <w:p/>
-    <w:p>
-      <w:r>
-        <w:t>### Frase rectora (marca — para pitch y cabecera)</w:t>
-      </w:r>
-    </w:p>
-    <w:p/>
-    <w:p>
-      <w:r>
-        <w:t>**“</w:t>
-      </w:r>
-      <w:proofErr w:type="spellStart"/>
-      <w:r>
-        <w:t>ArriendoSeguro</w:t>
-      </w:r>
-      <w:proofErr w:type="spellEnd"/>
-      <w:r>
-        <w:t xml:space="preserve"> no reemplaza la confianza: la construye con información</w:t>
-      </w:r>
-      <w:proofErr w:type="gramStart"/>
-      <w:r>
-        <w:t>.”*</w:t>
-      </w:r>
-      <w:proofErr w:type="gramEnd"/>
-      <w:r>
-        <w:t>*</w:t>
-      </w:r>
-    </w:p>
-    <w:p/>
-    <w:p>
-      <w:r>
-        <w:t>### Propuesta de valor maestra (un solo renglón)</w:t>
-      </w:r>
-    </w:p>
-    <w:p/>
-    <w:p>
-      <w:r>
-        <w:t xml:space="preserve">**Central de referencias, experiencias y riesgos de </w:t>
-      </w:r>
-      <w:proofErr w:type="gramStart"/>
-      <w:r>
-        <w:t>arrendamiento.*</w:t>
-      </w:r>
-      <w:proofErr w:type="gramEnd"/>
-      <w:r>
-        <w:t>*</w:t>
-      </w:r>
-    </w:p>
-    <w:p/>
-    <w:p>
-      <w:r>
-        <w:t>### Para arrendatarios — propuesta de valor ganadora (</w:t>
-      </w:r>
-      <w:proofErr w:type="spellStart"/>
-      <w:r>
-        <w:t>claim</w:t>
-      </w:r>
-      <w:proofErr w:type="spellEnd"/>
-      <w:r>
-        <w:t xml:space="preserve"> + apoyo)</w:t>
-      </w:r>
-    </w:p>
-    <w:p/>
-    <w:p>
-      <w:r>
-        <w:t>- **</w:t>
-      </w:r>
-      <w:proofErr w:type="spellStart"/>
-      <w:r>
-        <w:t>Claim</w:t>
-      </w:r>
-      <w:proofErr w:type="spellEnd"/>
-      <w:r>
-        <w:t xml:space="preserve"> (frase corta, gancho</w:t>
-      </w:r>
-      <w:proofErr w:type="gramStart"/>
-      <w:r>
-        <w:t>):*</w:t>
-      </w:r>
-      <w:proofErr w:type="gramEnd"/>
-      <w:r>
-        <w:t xml:space="preserve">* *“Antes de entregar tu depósito y tu tranquilidad, decide con hechos—no con lo que ‘alguien oyó’.”*  </w:t>
-      </w:r>
-    </w:p>
-    <w:p>
-      <w:r>
-        <w:t xml:space="preserve">- **Propuesta </w:t>
-      </w:r>
-      <w:proofErr w:type="gramStart"/>
-      <w:r>
-        <w:t>ampliada:*</w:t>
-      </w:r>
-      <w:proofErr w:type="gramEnd"/>
-      <w:r>
-        <w:t xml:space="preserve">* </w:t>
-      </w:r>
-      <w:proofErr w:type="spellStart"/>
-      <w:r>
-        <w:t>ArriendoSeguro</w:t>
-      </w:r>
-      <w:proofErr w:type="spellEnd"/>
-      <w:r>
-        <w:t xml:space="preserve"> te da una forma **ética y ordenada** de conocer la trayectoria contractual de una contraparte: calificaciones por dimensiones (pago, comunicación, cuidado del inmueble), sin muro de denuncias y con minimización de datos personales. No sustituye el contrato ni el asesor legal; **reduce la asimetría de información** que hoy te obliga a apostar a ciegas.</w:t>
-      </w:r>
-    </w:p>
-    <w:p/>
-    <w:p>
-      <w:r>
-        <w:t>- **Trabajos a realizar (</w:t>
-      </w:r>
-      <w:proofErr w:type="spellStart"/>
-      <w:r>
-        <w:t>jobs</w:t>
-      </w:r>
-      <w:proofErr w:type="spellEnd"/>
-      <w:proofErr w:type="gramStart"/>
-      <w:r>
-        <w:t>):*</w:t>
-      </w:r>
-      <w:proofErr w:type="gramEnd"/>
-      <w:r>
-        <w:t xml:space="preserve">* evaluar riesgo del inmueble y de la contraparte; evitar sorpresas; decidir con información **estructurada y defendible**.  </w:t>
-      </w:r>
-    </w:p>
-    <w:p>
-      <w:r>
-        <w:t>- **</w:t>
-      </w:r>
-      <w:proofErr w:type="gramStart"/>
-      <w:r>
-        <w:t>Dolores:*</w:t>
-      </w:r>
-      <w:proofErr w:type="gramEnd"/>
-      <w:r>
-        <w:t xml:space="preserve">* referencias dudosas, miedo a perder dinero, falta de transparencia.  </w:t>
-      </w:r>
-    </w:p>
-    <w:p>
-      <w:r>
-        <w:t>- **</w:t>
-      </w:r>
-      <w:proofErr w:type="gramStart"/>
-      <w:r>
-        <w:t>Ganancias:*</w:t>
-      </w:r>
-      <w:proofErr w:type="gramEnd"/>
-      <w:r>
-        <w:t xml:space="preserve">* sensación de control, criterios comparables, trazabilidad.  </w:t>
-      </w:r>
-    </w:p>
-    <w:p>
-      <w:r>
-        <w:t xml:space="preserve">- **Productos / </w:t>
-      </w:r>
-      <w:proofErr w:type="gramStart"/>
-      <w:r>
-        <w:t>servicios:*</w:t>
-      </w:r>
-      <w:proofErr w:type="gramEnd"/>
-      <w:r>
-        <w:t xml:space="preserve">* PWA, registro de experiencia, panel propio, guía de uso y cláusula sugerida.  </w:t>
-      </w:r>
-    </w:p>
-    <w:p>
-      <w:r>
-        <w:t xml:space="preserve">- **Aliviadores de </w:t>
-      </w:r>
-      <w:proofErr w:type="gramStart"/>
-      <w:r>
-        <w:t>dolores:*</w:t>
-      </w:r>
-      <w:proofErr w:type="gramEnd"/>
-      <w:r>
-        <w:t>* sin exposición abierta de datos sensibles; reglas de publicación; guía de consentimiento.</w:t>
-      </w:r>
-    </w:p>
-    <w:p/>
-    <w:p>
-      <w:r>
-        <w:t>### Para arrendadores — propuesta de valor ganadora (</w:t>
-      </w:r>
-      <w:proofErr w:type="spellStart"/>
-      <w:r>
-        <w:t>claim</w:t>
-      </w:r>
-      <w:proofErr w:type="spellEnd"/>
-      <w:r>
-        <w:t xml:space="preserve"> + apoyo)</w:t>
-      </w:r>
-    </w:p>
-    <w:p/>
     <w:p>
       <w:r>
         <w:lastRenderedPageBreak/>
         <w:t>- **</w:t>
       </w:r>
+      <w:proofErr w:type="gramStart"/>
+      <w:r>
+        <w:t>Problema:*</w:t>
+      </w:r>
+      <w:proofErr w:type="gramEnd"/>
+      <w:r>
+        <w:t xml:space="preserve">* No hay un estándar de registro de experiencia contractual </w:t>
+      </w:r>
+      <w:proofErr w:type="spellStart"/>
+      <w:r>
+        <w:t>post-relación</w:t>
+      </w:r>
+      <w:proofErr w:type="spellEnd"/>
+      <w:r>
+        <w:t>, comparable entre ciudades y segmentos.</w:t>
+      </w:r>
+    </w:p>
+    <w:p>
+      <w:r>
+        <w:t xml:space="preserve">- **Datos / </w:t>
+      </w:r>
+      <w:proofErr w:type="gramStart"/>
+      <w:r>
+        <w:t>contexto:*</w:t>
+      </w:r>
+      <w:proofErr w:type="gramEnd"/>
+      <w:r>
+        <w:t>* Crecimiento de arriendo urbano, mayor rotación, digitalización de pagos; sin embargo, la “memoria” del arriendo queda en conversaciones privadas. *(Añadir estadística de hogares arrendadores/arrendatarios o dinámica del mercado local si aplica</w:t>
+      </w:r>
+      <w:proofErr w:type="gramStart"/>
+      <w:r>
+        <w:t>.)*</w:t>
+      </w:r>
+      <w:proofErr w:type="gramEnd"/>
+    </w:p>
+    <w:p>
+      <w:r>
+        <w:t xml:space="preserve">- **Por qué </w:t>
+      </w:r>
+      <w:proofErr w:type="gramStart"/>
+      <w:r>
+        <w:t>importa:*</w:t>
+      </w:r>
+      <w:proofErr w:type="gramEnd"/>
+      <w:r>
+        <w:t>* Impide aprendizaje colectivo y eleva transacción de búsqueda de contraparte.</w:t>
+      </w:r>
+    </w:p>
+    <w:p/>
+    <w:p>
+      <w:r>
+        <w:t>---</w:t>
+      </w:r>
+    </w:p>
+    <w:p/>
+    <w:p>
+      <w:r>
+        <w:t>## 3. Lluvia de ideas — 3 ideas por problema (9 ideas)</w:t>
+      </w:r>
+    </w:p>
+    <w:p/>
+    <w:p>
+      <w:r>
+        <w:t>| Problema | Idea A | Idea B | Idea C |</w:t>
+      </w:r>
+    </w:p>
+    <w:p>
+      <w:r>
+        <w:t>|----------|--------|--------|--------|</w:t>
+      </w:r>
+    </w:p>
+    <w:p>
+      <w:r>
+        <w:t>| P1 | **</w:t>
+      </w:r>
+      <w:proofErr w:type="spellStart"/>
+      <w:r>
+        <w:t>Scoring</w:t>
+      </w:r>
+      <w:proofErr w:type="spellEnd"/>
+      <w:r>
+        <w:t xml:space="preserve"> estructurado** por dimensiones (pago, comunicación, estado del inmueble) con formularios, no texto libre | **Perfiles verificados** (email/</w:t>
+      </w:r>
+      <w:proofErr w:type="spellStart"/>
+      <w:r>
+        <w:t>tel</w:t>
+      </w:r>
+      <w:proofErr w:type="spellEnd"/>
+      <w:r>
+        <w:t>) con capas de confianza | **Historial** solo con mutuo acuerdo o código de cierre de contrato |</w:t>
+      </w:r>
+    </w:p>
+    <w:p>
+      <w:r>
+        <w:t>| P2 | **Módulo legal**: consentimientos, guía de cláusula y advertencias; moderación y réplica | **</w:t>
+      </w:r>
+      <w:proofErr w:type="spellStart"/>
+      <w:r>
+        <w:t>Pseudonimización</w:t>
+      </w:r>
+      <w:proofErr w:type="spellEnd"/>
+      <w:r>
+        <w:t xml:space="preserve">** y no búsqueda abierta por cédula | **Sello de “referencia bajo reglas de </w:t>
+      </w:r>
+      <w:proofErr w:type="gramStart"/>
+      <w:r>
+        <w:t>uso”*</w:t>
+      </w:r>
+      <w:proofErr w:type="gramEnd"/>
+      <w:r>
+        <w:t>* (</w:t>
+      </w:r>
+      <w:proofErr w:type="spellStart"/>
+      <w:r>
+        <w:t>disclaimer</w:t>
+      </w:r>
+      <w:proofErr w:type="spellEnd"/>
+      <w:r>
+        <w:t xml:space="preserve"> claro) |</w:t>
+      </w:r>
+    </w:p>
+    <w:p>
+      <w:r>
+        <w:t>| P3 | **Código de referencia** compartido entre partes al finalizar arriendo | **Zona/barrio** en lugar de dirección exacta por defecto | **</w:t>
+      </w:r>
+      <w:proofErr w:type="spellStart"/>
+      <w:r>
+        <w:t>Export</w:t>
+      </w:r>
+      <w:proofErr w:type="spellEnd"/>
+      <w:r>
+        <w:t xml:space="preserve"> / informe** PDF para tercero autorizado (futuro) |</w:t>
+      </w:r>
+    </w:p>
+    <w:p/>
+    <w:p>
+      <w:r>
+        <w:t>---</w:t>
+      </w:r>
+    </w:p>
+    <w:p/>
+    <w:p>
+      <w:r>
+        <w:t>## 4. Selección de 6 ideas (de las 9) — criterio del equipo</w:t>
+      </w:r>
+    </w:p>
+    <w:p/>
+    <w:p>
+      <w:r>
+        <w:t>Elegidas por **creatividad + diferenciación + viabilidad ética-legal**:</w:t>
+      </w:r>
+    </w:p>
+    <w:p>
+      <w:r>
+        <w:t xml:space="preserve">1. </w:t>
+      </w:r>
+      <w:proofErr w:type="spellStart"/>
+      <w:r>
+        <w:t>Scoring</w:t>
+      </w:r>
+      <w:proofErr w:type="spellEnd"/>
+      <w:r>
+        <w:t xml:space="preserve"> estructurado (P1–A)  </w:t>
+      </w:r>
+    </w:p>
+    <w:p>
+      <w:r>
+        <w:t xml:space="preserve">2. Código de referencia / cierre (P3–A)  </w:t>
+      </w:r>
+    </w:p>
+    <w:p>
+      <w:r>
+        <w:t xml:space="preserve">3. Guía y cláusula sugerida (P2–A)  </w:t>
+      </w:r>
+    </w:p>
+    <w:p>
+      <w:r>
+        <w:lastRenderedPageBreak/>
+        <w:t xml:space="preserve">4. Zona/barrio sin dirección exacta por defecto (P3–B)  </w:t>
+      </w:r>
+    </w:p>
+    <w:p>
+      <w:r>
+        <w:t xml:space="preserve">5. No búsqueda abierta por documento; acceso restringido (P2–B)  </w:t>
+      </w:r>
+    </w:p>
+    <w:p>
+      <w:r>
+        <w:t xml:space="preserve">6. Moderación + réplica (P2–A, reforzado)  </w:t>
+      </w:r>
+    </w:p>
+    <w:p/>
+    <w:p>
+      <w:r>
+        <w:t xml:space="preserve">*Las ideas descartadas o pospuestas (perfiles premium, informe PDF) pueden dejarse en </w:t>
+      </w:r>
+      <w:proofErr w:type="gramStart"/>
+      <w:r>
+        <w:t>roadmap.*</w:t>
+      </w:r>
+      <w:proofErr w:type="gramEnd"/>
+    </w:p>
+    <w:p/>
+    <w:p>
+      <w:r>
+        <w:t>---</w:t>
+      </w:r>
+    </w:p>
+    <w:p/>
+    <w:p>
+      <w:r>
+        <w:t>## 5. Matriz de evaluación de ideas (6 ideas × criterios)</w:t>
+      </w:r>
+    </w:p>
+    <w:p/>
+    <w:p>
+      <w:r>
+        <w:t xml:space="preserve">Escala sugerida: 1 = bajo, 5 = alto. *Completar puntajes en equipo; ejemplo de ponderación </w:t>
+      </w:r>
+      <w:proofErr w:type="gramStart"/>
+      <w:r>
+        <w:t>razonable.*</w:t>
+      </w:r>
+      <w:proofErr w:type="gramEnd"/>
+    </w:p>
+    <w:p/>
+    <w:p>
+      <w:r>
+        <w:t>| Idea | Innovación / diferencia | Demanda percibida | Viabilidad técnica (MVP) | Riesgo legal/ético (menor = mejor) | **Total ponderado** |</w:t>
+      </w:r>
+    </w:p>
+    <w:p>
+      <w:r>
+        <w:t>|------|-------------------------|-------------------|---------------------------|------------------------------------|------------------------|</w:t>
+      </w:r>
+    </w:p>
+    <w:p>
+      <w:r>
+        <w:t xml:space="preserve">| </w:t>
+      </w:r>
+      <w:proofErr w:type="spellStart"/>
+      <w:r>
+        <w:t>Scoring</w:t>
+      </w:r>
+      <w:proofErr w:type="spellEnd"/>
+      <w:r>
+        <w:t xml:space="preserve"> estructurado | 4 | 5 | 5 | 4 | *Alto* |</w:t>
+      </w:r>
+    </w:p>
+    <w:p>
+      <w:r>
+        <w:t>| Código de referencia | 4 | 4 | 4 | 5 | *Alto* |</w:t>
+      </w:r>
+    </w:p>
+    <w:p>
+      <w:r>
+        <w:t>| Guía + cláusula | 3 | 4 | 5 | 5 | *Muy alto (transversal)* |</w:t>
+      </w:r>
+    </w:p>
+    <w:p>
+      <w:r>
+        <w:t>| Zona vs dirección | 3 | 4 | 5 | 4 | *Alto* |</w:t>
+      </w:r>
+    </w:p>
+    <w:p>
+      <w:r>
+        <w:t>| Acceso restringido | 3 | 5 | 4 | 5 | *Muy alto* |</w:t>
+      </w:r>
+    </w:p>
+    <w:p>
+      <w:r>
+        <w:t>| Moderación + réplica | 4 | 4 | 3 | 5 | *Medio–alto* |</w:t>
+      </w:r>
+    </w:p>
+    <w:p/>
+    <w:p>
+      <w:r>
+        <w:t xml:space="preserve">**Idea ganadora para el </w:t>
+      </w:r>
+      <w:proofErr w:type="gramStart"/>
+      <w:r>
+        <w:t>producto:*</w:t>
+      </w:r>
+      <w:proofErr w:type="gramEnd"/>
+      <w:r>
+        <w:t xml:space="preserve">* combinación de **plataforma de referencias estructuradas + consentimiento y guía (cláusula) + acceso restringido + </w:t>
+      </w:r>
+      <w:proofErr w:type="spellStart"/>
+      <w:r>
+        <w:t>scoring</w:t>
+      </w:r>
+      <w:proofErr w:type="spellEnd"/>
+      <w:r>
+        <w:t>** → **</w:t>
+      </w:r>
+      <w:proofErr w:type="spellStart"/>
+      <w:r>
+        <w:t>ArriendoSeguro</w:t>
+      </w:r>
+      <w:proofErr w:type="spellEnd"/>
+      <w:r>
+        <w:t>**.</w:t>
+      </w:r>
+    </w:p>
+    <w:p/>
+    <w:p>
+      <w:r>
+        <w:t>---</w:t>
+      </w:r>
+    </w:p>
+    <w:p/>
+    <w:p>
+      <w:r>
+        <w:t>## 6. Indagación — cuestionario de validación (diseño; N ≈ 20)</w:t>
+      </w:r>
+    </w:p>
+    <w:p/>
+    <w:p>
+      <w:r>
+        <w:t>**</w:t>
+      </w:r>
+      <w:proofErr w:type="gramStart"/>
+      <w:r>
+        <w:t>Objetivo:*</w:t>
+      </w:r>
+      <w:proofErr w:type="gramEnd"/>
+      <w:r>
+        <w:t>* comprobar si el problema P1–P3 es real y si la solución propuesta (referencias bajo reglas) es aceptable.</w:t>
+      </w:r>
+    </w:p>
+    <w:p/>
+    <w:p>
+      <w:r>
+        <w:t xml:space="preserve">**Bloque A — Perfil**  </w:t>
+      </w:r>
+    </w:p>
+    <w:p>
+      <w:r>
+        <w:t>1) ¿Arriendas o pones en arriendo vivienda? 2) Ciudad. 3) Frecuencia (últimos 5 años).</w:t>
+      </w:r>
+    </w:p>
+    <w:p/>
+    <w:p>
+      <w:r>
+        <w:t xml:space="preserve">**Bloque B — Problema**  </w:t>
+      </w:r>
+    </w:p>
+    <w:p>
+      <w:r>
+        <w:t xml:space="preserve">4) Al </w:t>
+      </w:r>
+      <w:proofErr w:type="spellStart"/>
+      <w:r>
+        <w:t>elegiar</w:t>
+      </w:r>
+      <w:proofErr w:type="spellEnd"/>
+      <w:r>
+        <w:t xml:space="preserve"> contraparte, ¿qué tan </w:t>
+      </w:r>
+      <w:proofErr w:type="spellStart"/>
+      <w:r>
+        <w:t>confiavas</w:t>
+      </w:r>
+      <w:proofErr w:type="spellEnd"/>
+      <w:r>
+        <w:t xml:space="preserve"> en “referencias informales”? (1–5)  </w:t>
+      </w:r>
+    </w:p>
+    <w:p>
+      <w:r>
+        <w:t xml:space="preserve">5) ¿Has tenido mala experiencia (pago, entrega, daños, comunicación)? Sí/No, breve.  </w:t>
+      </w:r>
+    </w:p>
+    <w:p>
+      <w:r>
+        <w:t>6) ¿Qué te habría ayudado antes de decidir? (opción múltiple + otra)</w:t>
+      </w:r>
+    </w:p>
+    <w:p/>
+    <w:p>
+      <w:r>
+        <w:t xml:space="preserve">**Bloque C — Propuesta**  </w:t>
+      </w:r>
+    </w:p>
+    <w:p>
+      <w:r>
+        <w:t>7) ¿Usarías una plataforma que pida **acuerdo de uso y datos mínimos**, con calificación por criterios y **sin “</w:t>
+      </w:r>
+      <w:proofErr w:type="spellStart"/>
+      <w:r>
+        <w:t>wall</w:t>
+      </w:r>
+      <w:proofErr w:type="spellEnd"/>
+      <w:r>
+        <w:t xml:space="preserve"> de </w:t>
+      </w:r>
+      <w:proofErr w:type="gramStart"/>
+      <w:r>
+        <w:t>escándalos”*</w:t>
+      </w:r>
+      <w:proofErr w:type="gramEnd"/>
+      <w:r>
+        <w:t xml:space="preserve">*? (Sí/No/Tal vez)  </w:t>
+      </w:r>
+    </w:p>
+    <w:p>
+      <w:r>
+        <w:t xml:space="preserve">8) ¿Aceptarías una **cláusula en el contrato** para dejar referencia al final? (Sí/No/No sé)  </w:t>
+      </w:r>
+    </w:p>
+    <w:p>
+      <w:r>
+        <w:t>9) ¿Qué requisito te da más confianza? (verificación de identidad, historial, moderación, privacidad)</w:t>
+      </w:r>
+    </w:p>
+    <w:p/>
+    <w:p>
+      <w:r>
+        <w:t xml:space="preserve">**Bloque D — Miedos**  </w:t>
+      </w:r>
+    </w:p>
+    <w:p>
+      <w:r>
+        <w:t>10) Miedo a exposición injusta, datos sensibles, o no usar la herramienta. Texto abierto.</w:t>
+      </w:r>
+    </w:p>
+    <w:p/>
+    <w:p>
+      <w:r>
+        <w:t xml:space="preserve">**Análisis </w:t>
+      </w:r>
+      <w:proofErr w:type="gramStart"/>
+      <w:r>
+        <w:t>sugerido:*</w:t>
+      </w:r>
+      <w:proofErr w:type="gramEnd"/>
+      <w:r>
+        <w:t>* tabular respuestas; contar frecuencias; extraer 3–5 citas representativas; concluir: problema validado (sí/no) y ajustes a la propuesta (p. ej. reforzar privacidad o guía de cláusula).</w:t>
+      </w:r>
+    </w:p>
+    <w:p/>
+    <w:p>
+      <w:r>
+        <w:t>---</w:t>
+      </w:r>
+    </w:p>
+    <w:p/>
+    <w:p>
+      <w:r>
+        <w:t>## 7. Mapa de empatía — segmento: “persona que arrienda o pone en arriendo vivienda en ciudad colombiana”</w:t>
+      </w:r>
+    </w:p>
+    <w:p/>
+    <w:p>
+      <w:r>
+        <w:lastRenderedPageBreak/>
+        <w:t>| | Contenido (rellenar con encuesta / entrevistas) |</w:t>
+      </w:r>
+    </w:p>
+    <w:p>
+      <w:r>
+        <w:t>|---|--------------------------------------------------|</w:t>
+      </w:r>
+    </w:p>
+    <w:p>
+      <w:r>
+        <w:t>| **Piensa y siente** | Ansiedad por estafas, morosidad, no recuperar depósito; deseo de justicia e información justa. |</w:t>
+      </w:r>
+    </w:p>
+    <w:p>
+      <w:r>
+        <w:t>| **Ve** | Ofertas en portales, grupos de Facebook, referencias de conocidos; poca trazabilidad. |</w:t>
+      </w:r>
+    </w:p>
+    <w:p>
+      <w:r>
+        <w:t>| **Escucha** | Casos de malos inquilinos o dueños; consejos legales informales. |</w:t>
+      </w:r>
+    </w:p>
+    <w:p>
+      <w:r>
+        <w:t>| **Dice y hace** | Pide cédula, papeles, referencias verbales; a veces paga “investigación” informal. |</w:t>
+      </w:r>
+    </w:p>
+    <w:p>
+      <w:r>
+        <w:t>| **Dolores (</w:t>
+      </w:r>
+      <w:proofErr w:type="spellStart"/>
+      <w:r>
+        <w:t>pain</w:t>
+      </w:r>
+      <w:proofErr w:type="spellEnd"/>
+      <w:r>
+        <w:t>)** | Pérdida de tiempo, plata, estrés, conflictos legales costosos. |</w:t>
+      </w:r>
+    </w:p>
+    <w:p>
+      <w:r>
+        <w:t>| **Ganancias (</w:t>
+      </w:r>
+      <w:proofErr w:type="spellStart"/>
+      <w:r>
+        <w:t>gain</w:t>
+      </w:r>
+      <w:proofErr w:type="spellEnd"/>
+      <w:r>
+        <w:t>)** | Decisión con datos, menos sorpresas, sensación de control y equidad. |</w:t>
+      </w:r>
+    </w:p>
+    <w:p/>
+    <w:p>
+      <w:r>
+        <w:t>---</w:t>
+      </w:r>
+    </w:p>
+    <w:p/>
+    <w:p>
+      <w:r>
+        <w:t>## 8. Propuesta de valor (PUV) — lienzo o formato narrativo</w:t>
+      </w:r>
+    </w:p>
+    <w:p/>
+    <w:p>
+      <w:r>
+        <w:t>### Frase rectora (marca — para pitch y cabecera)</w:t>
+      </w:r>
+    </w:p>
+    <w:p/>
+    <w:p>
+      <w:r>
+        <w:t>**“</w:t>
+      </w:r>
+      <w:proofErr w:type="spellStart"/>
+      <w:r>
+        <w:t>ArriendoSeguro</w:t>
+      </w:r>
+      <w:proofErr w:type="spellEnd"/>
+      <w:r>
+        <w:t xml:space="preserve"> no reemplaza la confianza: la construye con información</w:t>
+      </w:r>
+      <w:proofErr w:type="gramStart"/>
+      <w:r>
+        <w:t>.”*</w:t>
+      </w:r>
+      <w:proofErr w:type="gramEnd"/>
+      <w:r>
+        <w:t>*</w:t>
+      </w:r>
+    </w:p>
+    <w:p/>
+    <w:p>
+      <w:r>
+        <w:t>### Propuesta de valor maestra (un solo renglón)</w:t>
+      </w:r>
+    </w:p>
+    <w:p/>
+    <w:p>
+      <w:r>
+        <w:t xml:space="preserve">**Central de referencias, experiencias y riesgos de </w:t>
+      </w:r>
+      <w:proofErr w:type="gramStart"/>
+      <w:r>
+        <w:t>arrendamiento.*</w:t>
+      </w:r>
+      <w:proofErr w:type="gramEnd"/>
+      <w:r>
+        <w:t>*</w:t>
+      </w:r>
+    </w:p>
+    <w:p/>
+    <w:p>
+      <w:r>
+        <w:t>### Para arrendatarios — propuesta de valor ganadora (</w:t>
+      </w:r>
+      <w:proofErr w:type="spellStart"/>
+      <w:r>
+        <w:t>claim</w:t>
+      </w:r>
+      <w:proofErr w:type="spellEnd"/>
+      <w:r>
+        <w:t xml:space="preserve"> + apoyo)</w:t>
+      </w:r>
+    </w:p>
+    <w:p/>
+    <w:p>
+      <w:r>
+        <w:t>- **</w:t>
+      </w:r>
       <w:proofErr w:type="spellStart"/>
       <w:r>
         <w:t>Claim</w:t>
@@ -974,6 +909,138 @@
       </w:r>
       <w:proofErr w:type="gramEnd"/>
       <w:r>
+        <w:t xml:space="preserve">* *“Antes de entregar tu depósito y tu tranquilidad, decide con hechos—no con lo que ‘alguien oyó’.”*  </w:t>
+      </w:r>
+    </w:p>
+    <w:p>
+      <w:r>
+        <w:t xml:space="preserve">- **Propuesta </w:t>
+      </w:r>
+      <w:proofErr w:type="gramStart"/>
+      <w:r>
+        <w:t>ampliada:*</w:t>
+      </w:r>
+      <w:proofErr w:type="gramEnd"/>
+      <w:r>
+        <w:t xml:space="preserve">* </w:t>
+      </w:r>
+      <w:proofErr w:type="spellStart"/>
+      <w:r>
+        <w:t>ArriendoSeguro</w:t>
+      </w:r>
+      <w:proofErr w:type="spellEnd"/>
+      <w:r>
+        <w:t xml:space="preserve"> te da una forma **ética y ordenada** de conocer la trayectoria contractual de una contraparte: calificaciones por dimensiones (pago, comunicación, cuidado del inmueble), sin muro de denuncias y con minimización de datos personales. No </w:t>
+      </w:r>
+      <w:r>
+        <w:lastRenderedPageBreak/>
+        <w:t>sustituye el contrato ni el asesor legal; **reduce la asimetría de información** que hoy te obliga a apostar a ciegas.</w:t>
+      </w:r>
+    </w:p>
+    <w:p/>
+    <w:p>
+      <w:r>
+        <w:t>- **Trabajos a realizar (</w:t>
+      </w:r>
+      <w:proofErr w:type="spellStart"/>
+      <w:r>
+        <w:t>jobs</w:t>
+      </w:r>
+      <w:proofErr w:type="spellEnd"/>
+      <w:proofErr w:type="gramStart"/>
+      <w:r>
+        <w:t>):*</w:t>
+      </w:r>
+      <w:proofErr w:type="gramEnd"/>
+      <w:r>
+        <w:t xml:space="preserve">* evaluar riesgo del inmueble y de la contraparte; evitar sorpresas; decidir con información **estructurada y defendible**.  </w:t>
+      </w:r>
+    </w:p>
+    <w:p>
+      <w:r>
+        <w:t>- **</w:t>
+      </w:r>
+      <w:proofErr w:type="gramStart"/>
+      <w:r>
+        <w:t>Dolores:*</w:t>
+      </w:r>
+      <w:proofErr w:type="gramEnd"/>
+      <w:r>
+        <w:t xml:space="preserve">* referencias dudosas, miedo a perder dinero, falta de transparencia.  </w:t>
+      </w:r>
+    </w:p>
+    <w:p>
+      <w:r>
+        <w:t>- **</w:t>
+      </w:r>
+      <w:proofErr w:type="gramStart"/>
+      <w:r>
+        <w:t>Ganancias:*</w:t>
+      </w:r>
+      <w:proofErr w:type="gramEnd"/>
+      <w:r>
+        <w:t xml:space="preserve">* sensación de control, criterios comparables, trazabilidad.  </w:t>
+      </w:r>
+    </w:p>
+    <w:p>
+      <w:r>
+        <w:t xml:space="preserve">- **Productos / </w:t>
+      </w:r>
+      <w:proofErr w:type="gramStart"/>
+      <w:r>
+        <w:t>servicios:*</w:t>
+      </w:r>
+      <w:proofErr w:type="gramEnd"/>
+      <w:r>
+        <w:t xml:space="preserve">* PWA, registro de experiencia, panel propio, guía de uso y cláusula sugerida.  </w:t>
+      </w:r>
+    </w:p>
+    <w:p>
+      <w:r>
+        <w:t xml:space="preserve">- **Aliviadores de </w:t>
+      </w:r>
+      <w:proofErr w:type="gramStart"/>
+      <w:r>
+        <w:t>dolores:*</w:t>
+      </w:r>
+      <w:proofErr w:type="gramEnd"/>
+      <w:r>
+        <w:t>* sin exposición abierta de datos sensibles; reglas de publicación; guía de consentimiento.</w:t>
+      </w:r>
+    </w:p>
+    <w:p/>
+    <w:p>
+      <w:r>
+        <w:t>### Para arrendadores — propuesta de valor ganadora (</w:t>
+      </w:r>
+      <w:proofErr w:type="spellStart"/>
+      <w:r>
+        <w:t>claim</w:t>
+      </w:r>
+      <w:proofErr w:type="spellEnd"/>
+      <w:r>
+        <w:t xml:space="preserve"> + apoyo)</w:t>
+      </w:r>
+    </w:p>
+    <w:p/>
+    <w:p>
+      <w:r>
+        <w:t>- **</w:t>
+      </w:r>
+      <w:proofErr w:type="spellStart"/>
+      <w:r>
+        <w:t>Claim</w:t>
+      </w:r>
+      <w:proofErr w:type="spellEnd"/>
+      <w:r>
+        <w:t xml:space="preserve"> (frase corta, gancho</w:t>
+      </w:r>
+      <w:proofErr w:type="gramStart"/>
+      <w:r>
+        <w:t>):*</w:t>
+      </w:r>
+      <w:proofErr w:type="gramEnd"/>
+      <w:r>
         <w:t xml:space="preserve">* *“Tu inmueble es patrimonio; tu reputación también—protégelas con referencias objetivas y reglas claras.”*  </w:t>
       </w:r>
     </w:p>
@@ -1172,93 +1239,194 @@
     </w:p>
     <w:p>
       <w:r>
+        <w:t xml:space="preserve">| **Relación con clientes** | </w:t>
+      </w:r>
+      <w:proofErr w:type="spellStart"/>
+      <w:r>
+        <w:t>Onboarding</w:t>
+      </w:r>
+      <w:proofErr w:type="spellEnd"/>
+      <w:r>
+        <w:t>, soporte, comunidad, transparencia en políticas |</w:t>
+      </w:r>
+    </w:p>
+    <w:p>
+      <w:r>
+        <w:t xml:space="preserve">| **Canales** | Web/PWA, redes, alianzas con agencias, </w:t>
+      </w:r>
+      <w:proofErr w:type="spellStart"/>
+      <w:r>
+        <w:t>word</w:t>
+      </w:r>
+      <w:proofErr w:type="spellEnd"/>
+      <w:r>
+        <w:t xml:space="preserve"> </w:t>
+      </w:r>
+      <w:proofErr w:type="spellStart"/>
+      <w:r>
+        <w:t>of</w:t>
+      </w:r>
+      <w:proofErr w:type="spellEnd"/>
+      <w:r>
+        <w:t xml:space="preserve"> </w:t>
+      </w:r>
+      <w:proofErr w:type="spellStart"/>
+      <w:r>
+        <w:t>mouth</w:t>
+      </w:r>
+      <w:proofErr w:type="spellEnd"/>
+      <w:r>
+        <w:t xml:space="preserve"> |</w:t>
+      </w:r>
+    </w:p>
+    <w:p>
+      <w:r>
+        <w:t>| **Segmentos de clientes** | Arrendadores y arrendatarios de vivienda urbana; *futuro*: inmobiliarias como B2B |</w:t>
+      </w:r>
+    </w:p>
+    <w:p>
+      <w:r>
+        <w:t>| **Estructura de costos** | Infra (</w:t>
+      </w:r>
+      <w:proofErr w:type="spellStart"/>
+      <w:r>
+        <w:t>tier</w:t>
+      </w:r>
+      <w:proofErr w:type="spellEnd"/>
+      <w:r>
+        <w:t xml:space="preserve"> gratuito), tiempo de desarrollo y moderación, marketing digital modesto, legal/asesoría puntual |</w:t>
+      </w:r>
+    </w:p>
+    <w:p>
+      <w:r>
+        <w:t xml:space="preserve">| **Flujos de ingresos** | *Fase 1 – </w:t>
+      </w:r>
+      <w:proofErr w:type="gramStart"/>
+      <w:r>
+        <w:t>prototipo:*</w:t>
+      </w:r>
+      <w:proofErr w:type="gramEnd"/>
+      <w:r>
+        <w:t xml:space="preserve"> sin ingreso o donaciones. *Fase </w:t>
+      </w:r>
+      <w:proofErr w:type="gramStart"/>
+      <w:r>
+        <w:t>2:*</w:t>
+      </w:r>
+      <w:proofErr w:type="gramEnd"/>
+      <w:r>
+        <w:t xml:space="preserve"> </w:t>
+      </w:r>
+      <w:proofErr w:type="spellStart"/>
+      <w:r>
+        <w:t>freemium</w:t>
+      </w:r>
+      <w:proofErr w:type="spellEnd"/>
+      <w:r>
+        <w:t>, informes, verificación premium, alianzas B2B (sin comprometer imparcialidad) |</w:t>
+      </w:r>
+    </w:p>
+    <w:p/>
+    <w:p>
+      <w:r>
+        <w:t>---</w:t>
+      </w:r>
+    </w:p>
+    <w:p/>
+    <w:p>
+      <w:r>
+        <w:t xml:space="preserve">## 10. Pitch 2–5 minutos (guion + </w:t>
+      </w:r>
+      <w:proofErr w:type="spellStart"/>
+      <w:r>
+        <w:t>checklist</w:t>
+      </w:r>
+      <w:proofErr w:type="spellEnd"/>
+      <w:r>
+        <w:t xml:space="preserve"> de </w:t>
+      </w:r>
+      <w:proofErr w:type="spellStart"/>
+      <w:r>
+        <w:t>slides</w:t>
+      </w:r>
+      <w:proofErr w:type="spellEnd"/>
+      <w:r>
+        <w:t>)</w:t>
+      </w:r>
+    </w:p>
+    <w:p/>
+    <w:p>
+      <w:r>
+        <w:t xml:space="preserve">1. **Nombre y equipo** — </w:t>
+      </w:r>
+      <w:proofErr w:type="spellStart"/>
+      <w:r>
+        <w:t>ArriendoSeguro</w:t>
+      </w:r>
+      <w:proofErr w:type="spellEnd"/>
+      <w:r>
+        <w:t xml:space="preserve"> + nombres.  </w:t>
+      </w:r>
+    </w:p>
+    <w:p>
+      <w:r>
+        <w:t xml:space="preserve">2. **Problema** — Falta de confianza, informalidad, riesgo legal al difundir opiniones.  </w:t>
+      </w:r>
+    </w:p>
+    <w:p>
+      <w:r>
+        <w:t xml:space="preserve">3. **Solución** — PWA de experiencias estructuradas, acceso restringido, guía y cláusula sugerida, moderación.  </w:t>
+      </w:r>
+    </w:p>
+    <w:p>
+      <w:r>
         <w:lastRenderedPageBreak/>
-        <w:t xml:space="preserve">| **Relación con clientes** | </w:t>
-      </w:r>
-      <w:proofErr w:type="spellStart"/>
-      <w:r>
-        <w:t>Onboarding</w:t>
-      </w:r>
-      <w:proofErr w:type="spellEnd"/>
-      <w:r>
-        <w:t>, soporte, comunidad, transparencia en políticas |</w:t>
-      </w:r>
-    </w:p>
-    <w:p>
-      <w:r>
-        <w:t xml:space="preserve">| **Canales** | Web/PWA, redes, alianzas con agencias, </w:t>
-      </w:r>
-      <w:proofErr w:type="spellStart"/>
-      <w:r>
-        <w:t>word</w:t>
-      </w:r>
-      <w:proofErr w:type="spellEnd"/>
-      <w:r>
-        <w:t xml:space="preserve"> </w:t>
-      </w:r>
-      <w:proofErr w:type="spellStart"/>
-      <w:r>
-        <w:t>of</w:t>
-      </w:r>
-      <w:proofErr w:type="spellEnd"/>
-      <w:r>
-        <w:t xml:space="preserve"> </w:t>
-      </w:r>
-      <w:proofErr w:type="spellStart"/>
-      <w:r>
-        <w:t>mouth</w:t>
-      </w:r>
-      <w:proofErr w:type="spellEnd"/>
-      <w:r>
-        <w:t xml:space="preserve"> |</w:t>
-      </w:r>
-    </w:p>
-    <w:p>
-      <w:r>
-        <w:t>| **Segmentos de clientes** | Arrendadores y arrendatarios de vivienda urbana; *futuro*: inmobiliarias como B2B |</w:t>
-      </w:r>
-    </w:p>
-    <w:p>
-      <w:r>
-        <w:t>| **Estructura de costos** | Infra (</w:t>
-      </w:r>
-      <w:proofErr w:type="spellStart"/>
-      <w:r>
-        <w:t>tier</w:t>
-      </w:r>
-      <w:proofErr w:type="spellEnd"/>
-      <w:r>
-        <w:t xml:space="preserve"> gratuito), tiempo de desarrollo y moderación, marketing digital modesto, legal/asesoría puntual |</w:t>
-      </w:r>
-    </w:p>
-    <w:p>
-      <w:r>
-        <w:t xml:space="preserve">| **Flujos de ingresos** | *Fase 1 – </w:t>
-      </w:r>
-      <w:proofErr w:type="gramStart"/>
-      <w:r>
-        <w:t>prototipo:*</w:t>
-      </w:r>
-      <w:proofErr w:type="gramEnd"/>
-      <w:r>
-        <w:t xml:space="preserve"> sin ingreso o donaciones. *Fase </w:t>
-      </w:r>
-      <w:proofErr w:type="gramStart"/>
-      <w:r>
-        <w:t>2:*</w:t>
-      </w:r>
-      <w:proofErr w:type="gramEnd"/>
-      <w:r>
-        <w:t xml:space="preserve"> </w:t>
-      </w:r>
-      <w:proofErr w:type="spellStart"/>
-      <w:r>
-        <w:t>freemium</w:t>
-      </w:r>
-      <w:proofErr w:type="spellEnd"/>
-      <w:r>
-        <w:t>, informes, verificación premium, alianzas B2B (sin comprometer imparcialidad) |</w:t>
-      </w:r>
+        <w:t xml:space="preserve">4. **Clientes** — Quien arrienda o alquila vivienda.  </w:t>
+      </w:r>
+    </w:p>
+    <w:p>
+      <w:r>
+        <w:t>5. **Diferenciador** — No es red social de chismes; es **</w:t>
+      </w:r>
+      <w:proofErr w:type="spellStart"/>
+      <w:r>
+        <w:t>governance-by-design</w:t>
+      </w:r>
+      <w:proofErr w:type="spellEnd"/>
+      <w:r>
+        <w:t xml:space="preserve">** (datos mínimos, consentimiento, trazabilidad).  </w:t>
+      </w:r>
+    </w:p>
+    <w:p>
+      <w:r>
+        <w:t xml:space="preserve">6. **Competencia** — Portales de anuncios (no resuelven reputación), grupos de redes (no estructurados, riesgoso), *alternativas internacionales* de </w:t>
+      </w:r>
+      <w:proofErr w:type="spellStart"/>
+      <w:r>
+        <w:t>reviews</w:t>
+      </w:r>
+      <w:proofErr w:type="spellEnd"/>
+      <w:r>
+        <w:t xml:space="preserve"> (enfoque distinto, regulación).  </w:t>
+      </w:r>
+    </w:p>
+    <w:p>
+      <w:r>
+        <w:t>7. **Cierre** — Frase: *“</w:t>
+      </w:r>
+      <w:proofErr w:type="spellStart"/>
+      <w:r>
+        <w:t>ArriendoSeguro</w:t>
+      </w:r>
+      <w:proofErr w:type="spellEnd"/>
+      <w:r>
+        <w:t xml:space="preserve"> no busca reemplazar la confianza… busca construirla con información</w:t>
+      </w:r>
+      <w:proofErr w:type="gramStart"/>
+      <w:r>
+        <w:t>.”*</w:t>
+      </w:r>
+      <w:proofErr w:type="gramEnd"/>
     </w:p>
     <w:p/>
     <w:p>
@@ -1269,107 +1437,6 @@
     <w:p/>
     <w:p>
       <w:r>
-        <w:t xml:space="preserve">## 10. Pitch 2–5 minutos (guion + </w:t>
-      </w:r>
-      <w:proofErr w:type="spellStart"/>
-      <w:r>
-        <w:t>checklist</w:t>
-      </w:r>
-      <w:proofErr w:type="spellEnd"/>
-      <w:r>
-        <w:t xml:space="preserve"> de </w:t>
-      </w:r>
-      <w:proofErr w:type="spellStart"/>
-      <w:r>
-        <w:t>slides</w:t>
-      </w:r>
-      <w:proofErr w:type="spellEnd"/>
-      <w:r>
-        <w:t>)</w:t>
-      </w:r>
-    </w:p>
-    <w:p/>
-    <w:p>
-      <w:r>
-        <w:t xml:space="preserve">1. **Nombre y equipo** — </w:t>
-      </w:r>
-      <w:proofErr w:type="spellStart"/>
-      <w:r>
-        <w:t>ArriendoSeguro</w:t>
-      </w:r>
-      <w:proofErr w:type="spellEnd"/>
-      <w:r>
-        <w:t xml:space="preserve"> + nombres.  </w:t>
-      </w:r>
-    </w:p>
-    <w:p>
-      <w:r>
-        <w:t xml:space="preserve">2. **Problema** — Falta de confianza, informalidad, riesgo legal al difundir opiniones.  </w:t>
-      </w:r>
-    </w:p>
-    <w:p>
-      <w:r>
-        <w:t xml:space="preserve">3. **Solución** — PWA de experiencias estructuradas, acceso restringido, guía y cláusula sugerida, moderación.  </w:t>
-      </w:r>
-    </w:p>
-    <w:p>
-      <w:r>
-        <w:t xml:space="preserve">4. **Clientes** — Quien arrienda o alquila vivienda.  </w:t>
-      </w:r>
-    </w:p>
-    <w:p>
-      <w:r>
-        <w:t>5. **Diferenciador** — No es red social de chismes; es **</w:t>
-      </w:r>
-      <w:proofErr w:type="spellStart"/>
-      <w:r>
-        <w:t>governance-by-design</w:t>
-      </w:r>
-      <w:proofErr w:type="spellEnd"/>
-      <w:r>
-        <w:t xml:space="preserve">** (datos mínimos, consentimiento, trazabilidad).  </w:t>
-      </w:r>
-    </w:p>
-    <w:p>
-      <w:r>
-        <w:t xml:space="preserve">6. **Competencia** — Portales de anuncios (no resuelven reputación), grupos de redes (no estructurados, riesgoso), *alternativas internacionales* de </w:t>
-      </w:r>
-      <w:proofErr w:type="spellStart"/>
-      <w:r>
-        <w:t>reviews</w:t>
-      </w:r>
-      <w:proofErr w:type="spellEnd"/>
-      <w:r>
-        <w:t xml:space="preserve"> (enfoque distinto, regulación).  </w:t>
-      </w:r>
-    </w:p>
-    <w:p>
-      <w:r>
-        <w:t>7. **Cierre** — Frase: *“</w:t>
-      </w:r>
-      <w:proofErr w:type="spellStart"/>
-      <w:r>
-        <w:t>ArriendoSeguro</w:t>
-      </w:r>
-      <w:proofErr w:type="spellEnd"/>
-      <w:r>
-        <w:t xml:space="preserve"> no busca reemplazar la confianza… busca construirla con información</w:t>
-      </w:r>
-      <w:proofErr w:type="gramStart"/>
-      <w:r>
-        <w:t>.”*</w:t>
-      </w:r>
-      <w:proofErr w:type="gramEnd"/>
-    </w:p>
-    <w:p/>
-    <w:p>
-      <w:r>
-        <w:t>---</w:t>
-      </w:r>
-    </w:p>
-    <w:p/>
-    <w:p>
-      <w:r>
         <w:t>## 11. Próximos pasos técnicos (vinculado al código del repositorio)</w:t>
       </w:r>
     </w:p>
@@ -1421,7 +1488,6 @@
     </w:p>
     <w:p>
       <w:r>
-        <w:lastRenderedPageBreak/>
         <w:t xml:space="preserve">- **Implementación en el </w:t>
       </w:r>
       <w:proofErr w:type="gramStart"/>
@@ -1922,6 +1988,41 @@
     <w:semiHidden/>
     <w:unhideWhenUsed/>
   </w:style>
+  <w:style w:type="character" w:styleId="nfasis">
+    <w:name w:val="Emphasis"/>
+    <w:basedOn w:val="Fuentedeprrafopredeter"/>
+    <w:uiPriority w:val="20"/>
+    <w:qFormat/>
+    <w:rsid w:val="004F2F24"/>
+    <w:rPr>
+      <w:i/>
+      <w:iCs/>
+    </w:rPr>
+  </w:style>
+  <w:style w:type="paragraph" w:styleId="NormalWeb">
+    <w:name w:val="Normal (Web)"/>
+    <w:basedOn w:val="Normal"/>
+    <w:uiPriority w:val="99"/>
+    <w:semiHidden/>
+    <w:unhideWhenUsed/>
+    <w:rsid w:val="004F2F24"/>
+    <w:pPr>
+      <w:spacing w:before="100" w:beforeAutospacing="1" w:after="100" w:afterAutospacing="1" w:line="240" w:lineRule="auto"/>
+    </w:pPr>
+    <w:rPr>
+      <w:rFonts w:ascii="Times New Roman" w:eastAsia="Times New Roman" w:hAnsi="Times New Roman" w:cs="Times New Roman"/>
+      <w:kern w:val="0"/>
+      <w:sz w:val="24"/>
+      <w:szCs w:val="24"/>
+      <w:lang w:eastAsia="es-CO"/>
+      <w14:ligatures w14:val="none"/>
+    </w:rPr>
+  </w:style>
+  <w:style w:type="character" w:customStyle="1" w:styleId="font-semibold">
+    <w:name w:val="font-semibold"/>
+    <w:basedOn w:val="Fuentedeprrafopredeter"/>
+    <w:rsid w:val="004F2F24"/>
+  </w:style>
 </w:styles>
 </file>
 

--- a/Pasos del PUV- ArriendoSeguro.docx
+++ b/Pasos del PUV- ArriendoSeguro.docx
@@ -1550,6 +1550,828 @@
       </w:r>
       <w:proofErr w:type="gramEnd"/>
     </w:p>
+    <w:p>
+      <w:r>
+        <w:br w:type="page"/>
+      </w:r>
+    </w:p>
+    <w:p>
+      <w:pPr>
+        <w:shd w:val="clear" w:color="auto" w:fill="FFFFFF"/>
+        <w:spacing w:after="100" w:afterAutospacing="1" w:line="240" w:lineRule="auto"/>
+        <w:outlineLvl w:val="0"/>
+        <w:rPr>
+          <w:rFonts w:ascii="Roboto" w:eastAsia="Times New Roman" w:hAnsi="Roboto" w:cs="Times New Roman"/>
+          <w:color w:val="006FBF"/>
+          <w:kern w:val="36"/>
+          <w:sz w:val="48"/>
+          <w:szCs w:val="48"/>
+          <w:lang w:eastAsia="es-CO"/>
+          <w14:ligatures w14:val="none"/>
+        </w:rPr>
+      </w:pPr>
+      <w:proofErr w:type="spellStart"/>
+      <w:r>
+        <w:rPr>
+          <w:rFonts w:ascii="Roboto" w:eastAsia="Times New Roman" w:hAnsi="Roboto" w:cs="Times New Roman"/>
+          <w:color w:val="006FBF"/>
+          <w:kern w:val="36"/>
+          <w:sz w:val="48"/>
+          <w:szCs w:val="48"/>
+          <w:lang w:eastAsia="es-CO"/>
+          <w14:ligatures w14:val="none"/>
+        </w:rPr>
+        <w:lastRenderedPageBreak/>
+        <w:t>Model</w:t>
+      </w:r>
+      <w:proofErr w:type="spellEnd"/>
+      <w:r>
+        <w:rPr>
+          <w:rFonts w:ascii="Roboto" w:eastAsia="Times New Roman" w:hAnsi="Roboto" w:cs="Times New Roman"/>
+          <w:color w:val="006FBF"/>
+          <w:kern w:val="36"/>
+          <w:sz w:val="48"/>
+          <w:szCs w:val="48"/>
+          <w:lang w:eastAsia="es-CO"/>
+          <w14:ligatures w14:val="none"/>
+        </w:rPr>
+        <w:t xml:space="preserve"> Business </w:t>
+      </w:r>
+      <w:proofErr w:type="spellStart"/>
+      <w:r>
+        <w:rPr>
+          <w:rFonts w:ascii="Roboto" w:eastAsia="Times New Roman" w:hAnsi="Roboto" w:cs="Times New Roman"/>
+          <w:color w:val="006FBF"/>
+          <w:kern w:val="36"/>
+          <w:sz w:val="48"/>
+          <w:szCs w:val="48"/>
+          <w:lang w:eastAsia="es-CO"/>
+          <w14:ligatures w14:val="none"/>
+        </w:rPr>
+        <w:t>Canvas</w:t>
+      </w:r>
+      <w:proofErr w:type="spellEnd"/>
+    </w:p>
+    <w:p>
+      <w:pPr>
+        <w:shd w:val="clear" w:color="auto" w:fill="FFFFFF"/>
+        <w:spacing w:after="100" w:afterAutospacing="1" w:line="240" w:lineRule="auto"/>
+        <w:rPr>
+          <w:rFonts w:ascii="Roboto" w:eastAsia="Times New Roman" w:hAnsi="Roboto" w:cs="Times New Roman"/>
+          <w:color w:val="212529"/>
+          <w:kern w:val="0"/>
+          <w:sz w:val="24"/>
+          <w:szCs w:val="24"/>
+          <w:lang w:eastAsia="es-CO"/>
+          <w14:ligatures w14:val="none"/>
+        </w:rPr>
+      </w:pPr>
+      <w:r>
+        <w:rPr>
+          <w:rFonts w:ascii="Roboto" w:eastAsia="Times New Roman" w:hAnsi="Roboto" w:cs="Times New Roman"/>
+          <w:color w:val="212529"/>
+          <w:kern w:val="0"/>
+          <w:sz w:val="24"/>
+          <w:szCs w:val="24"/>
+          <w:lang w:eastAsia="es-CO"/>
+          <w14:ligatures w14:val="none"/>
+        </w:rPr>
+        <w:t>La metodología es un enfoque para desarrollar negocios y productos que busca acortar los ciclos de desarrollo, medir el progreso y obtener retroalimentación de los clientes rápidamente. Profundiza sobre el tema a partir de los siguientes recursos sugeridos:</w:t>
+      </w:r>
+    </w:p>
+    <w:p>
+      <w:pPr>
+        <w:shd w:val="clear" w:color="auto" w:fill="FFFFFF"/>
+        <w:spacing w:after="100" w:afterAutospacing="1" w:line="240" w:lineRule="auto"/>
+        <w:rPr>
+          <w:rFonts w:ascii="Roboto" w:eastAsia="Times New Roman" w:hAnsi="Roboto" w:cs="Times New Roman"/>
+          <w:color w:val="212529"/>
+          <w:kern w:val="0"/>
+          <w:sz w:val="24"/>
+          <w:szCs w:val="24"/>
+          <w:lang w:eastAsia="es-CO"/>
+          <w14:ligatures w14:val="none"/>
+        </w:rPr>
+      </w:pPr>
+      <w:r>
+        <w:rPr>
+          <w:rFonts w:ascii="Roboto" w:eastAsia="Times New Roman" w:hAnsi="Roboto" w:cs="Times New Roman"/>
+          <w:color w:val="212529"/>
+          <w:kern w:val="0"/>
+          <w:sz w:val="24"/>
+          <w:szCs w:val="24"/>
+          <w:lang w:eastAsia="es-CO"/>
+          <w14:ligatures w14:val="none"/>
+        </w:rPr>
+        <w:t>a. Osterwalder, A., y Pigneur, Y. (2011). </w:t>
+      </w:r>
+      <w:hyperlink r:id="rId5" w:tgtFrame="_blank" w:history="1">
+        <w:r>
+          <w:rPr>
+            <w:rFonts w:ascii="Roboto" w:eastAsia="Times New Roman" w:hAnsi="Roboto" w:cs="Times New Roman"/>
+            <w:i/>
+            <w:iCs/>
+            <w:color w:val="0D6EFD"/>
+            <w:kern w:val="0"/>
+            <w:sz w:val="24"/>
+            <w:szCs w:val="24"/>
+            <w:u w:val="single"/>
+            <w:lang w:eastAsia="es-CO"/>
+            <w14:ligatures w14:val="none"/>
+          </w:rPr>
+          <w:t>Generación de modelos de negocio: Un manual para visionarios, revolucionarios y retadores</w:t>
+        </w:r>
+      </w:hyperlink>
+      <w:r>
+        <w:rPr>
+          <w:rFonts w:ascii="Roboto" w:eastAsia="Times New Roman" w:hAnsi="Roboto" w:cs="Times New Roman"/>
+          <w:color w:val="212529"/>
+          <w:kern w:val="0"/>
+          <w:sz w:val="24"/>
+          <w:szCs w:val="24"/>
+          <w:lang w:eastAsia="es-CO"/>
+          <w14:ligatures w14:val="none"/>
+        </w:rPr>
+        <w:t>. Deusto.</w:t>
+      </w:r>
+    </w:p>
+    <w:p>
+      <w:pPr>
+        <w:shd w:val="clear" w:color="auto" w:fill="FFFFFF"/>
+        <w:spacing w:after="100" w:afterAutospacing="1" w:line="240" w:lineRule="auto"/>
+        <w:rPr>
+          <w:rFonts w:ascii="Roboto" w:eastAsia="Times New Roman" w:hAnsi="Roboto" w:cs="Times New Roman"/>
+          <w:color w:val="212529"/>
+          <w:kern w:val="0"/>
+          <w:sz w:val="24"/>
+          <w:szCs w:val="24"/>
+          <w:lang w:eastAsia="es-CO"/>
+          <w14:ligatures w14:val="none"/>
+        </w:rPr>
+      </w:pPr>
+      <w:r>
+        <w:rPr>
+          <w:rFonts w:ascii="Roboto" w:eastAsia="Times New Roman" w:hAnsi="Roboto" w:cs="Times New Roman"/>
+          <w:color w:val="212529"/>
+          <w:kern w:val="0"/>
+          <w:sz w:val="24"/>
+          <w:szCs w:val="24"/>
+          <w:lang w:eastAsia="es-CO"/>
+          <w14:ligatures w14:val="none"/>
+        </w:rPr>
+        <w:t xml:space="preserve">b. </w:t>
+      </w:r>
+      <w:proofErr w:type="spellStart"/>
+      <w:r>
+        <w:rPr>
+          <w:rFonts w:ascii="Roboto" w:eastAsia="Times New Roman" w:hAnsi="Roboto" w:cs="Times New Roman"/>
+          <w:color w:val="212529"/>
+          <w:kern w:val="0"/>
+          <w:sz w:val="24"/>
+          <w:szCs w:val="24"/>
+          <w:lang w:eastAsia="es-CO"/>
+          <w14:ligatures w14:val="none"/>
+        </w:rPr>
+        <w:t>Dinngo</w:t>
+      </w:r>
+      <w:proofErr w:type="spellEnd"/>
+      <w:r>
+        <w:rPr>
+          <w:rFonts w:ascii="Roboto" w:eastAsia="Times New Roman" w:hAnsi="Roboto" w:cs="Times New Roman"/>
+          <w:color w:val="212529"/>
+          <w:kern w:val="0"/>
+          <w:sz w:val="24"/>
+          <w:szCs w:val="24"/>
+          <w:lang w:eastAsia="es-CO"/>
+          <w14:ligatures w14:val="none"/>
+        </w:rPr>
+        <w:t>. (2023). </w:t>
+      </w:r>
+      <w:hyperlink r:id="rId6" w:tgtFrame="_blank" w:history="1">
+        <w:r>
+          <w:rPr>
+            <w:rFonts w:ascii="Roboto" w:eastAsia="Times New Roman" w:hAnsi="Roboto" w:cs="Times New Roman"/>
+            <w:i/>
+            <w:iCs/>
+            <w:color w:val="0D6EFD"/>
+            <w:kern w:val="0"/>
+            <w:sz w:val="24"/>
+            <w:szCs w:val="24"/>
+            <w:u w:val="single"/>
+            <w:lang w:eastAsia="es-CO"/>
+            <w14:ligatures w14:val="none"/>
+          </w:rPr>
+          <w:t xml:space="preserve">Plantilla lienzo de modelo de negocio </w:t>
+        </w:r>
+        <w:proofErr w:type="spellStart"/>
+        <w:r>
+          <w:rPr>
+            <w:rFonts w:ascii="Roboto" w:eastAsia="Times New Roman" w:hAnsi="Roboto" w:cs="Times New Roman"/>
+            <w:i/>
+            <w:iCs/>
+            <w:color w:val="0D6EFD"/>
+            <w:kern w:val="0"/>
+            <w:sz w:val="24"/>
+            <w:szCs w:val="24"/>
+            <w:u w:val="single"/>
+            <w:lang w:eastAsia="es-CO"/>
+            <w14:ligatures w14:val="none"/>
+          </w:rPr>
+          <w:t>design</w:t>
+        </w:r>
+        <w:proofErr w:type="spellEnd"/>
+        <w:r>
+          <w:rPr>
+            <w:rFonts w:ascii="Roboto" w:eastAsia="Times New Roman" w:hAnsi="Roboto" w:cs="Times New Roman"/>
+            <w:i/>
+            <w:iCs/>
+            <w:color w:val="0D6EFD"/>
+            <w:kern w:val="0"/>
+            <w:sz w:val="24"/>
+            <w:szCs w:val="24"/>
+            <w:u w:val="single"/>
+            <w:lang w:eastAsia="es-CO"/>
+            <w14:ligatures w14:val="none"/>
+          </w:rPr>
+          <w:t xml:space="preserve"> </w:t>
+        </w:r>
+        <w:proofErr w:type="spellStart"/>
+        <w:r>
+          <w:rPr>
+            <w:rFonts w:ascii="Roboto" w:eastAsia="Times New Roman" w:hAnsi="Roboto" w:cs="Times New Roman"/>
+            <w:i/>
+            <w:iCs/>
+            <w:color w:val="0D6EFD"/>
+            <w:kern w:val="0"/>
+            <w:sz w:val="24"/>
+            <w:szCs w:val="24"/>
+            <w:u w:val="single"/>
+            <w:lang w:eastAsia="es-CO"/>
+            <w14:ligatures w14:val="none"/>
+          </w:rPr>
+          <w:t>thinking</w:t>
+        </w:r>
+        <w:proofErr w:type="spellEnd"/>
+        <w:r>
+          <w:rPr>
+            <w:rFonts w:ascii="Roboto" w:eastAsia="Times New Roman" w:hAnsi="Roboto" w:cs="Times New Roman"/>
+            <w:i/>
+            <w:iCs/>
+            <w:color w:val="0D6EFD"/>
+            <w:kern w:val="0"/>
+            <w:sz w:val="24"/>
+            <w:szCs w:val="24"/>
+            <w:u w:val="single"/>
+            <w:lang w:eastAsia="es-CO"/>
+            <w14:ligatures w14:val="none"/>
+          </w:rPr>
+          <w:t xml:space="preserve"> en español.</w:t>
+        </w:r>
+      </w:hyperlink>
+      <w:r>
+        <w:rPr>
+          <w:rFonts w:ascii="Roboto" w:eastAsia="Times New Roman" w:hAnsi="Roboto" w:cs="Times New Roman"/>
+          <w:i/>
+          <w:iCs/>
+          <w:color w:val="212529"/>
+          <w:kern w:val="0"/>
+          <w:sz w:val="24"/>
+          <w:szCs w:val="24"/>
+          <w:lang w:eastAsia="es-CO"/>
+          <w14:ligatures w14:val="none"/>
+        </w:rPr>
+        <w:t> </w:t>
+      </w:r>
+      <w:r>
+        <w:rPr>
+          <w:rFonts w:ascii="Roboto" w:eastAsia="Times New Roman" w:hAnsi="Roboto" w:cs="Times New Roman"/>
+          <w:color w:val="212529"/>
+          <w:kern w:val="0"/>
+          <w:sz w:val="24"/>
+          <w:szCs w:val="24"/>
+          <w:lang w:eastAsia="es-CO"/>
+          <w14:ligatures w14:val="none"/>
+        </w:rPr>
+        <w:t>DesignThinking.es.</w:t>
+      </w:r>
+    </w:p>
+    <w:p>
+      <w:pPr>
+        <w:shd w:val="clear" w:color="auto" w:fill="FFFFFF"/>
+        <w:spacing w:after="100" w:afterAutospacing="1" w:line="240" w:lineRule="auto"/>
+        <w:rPr>
+          <w:rFonts w:ascii="Roboto" w:eastAsia="Times New Roman" w:hAnsi="Roboto" w:cs="Times New Roman"/>
+          <w:color w:val="212529"/>
+          <w:kern w:val="0"/>
+          <w:sz w:val="24"/>
+          <w:szCs w:val="24"/>
+          <w:lang w:eastAsia="es-CO"/>
+          <w14:ligatures w14:val="none"/>
+        </w:rPr>
+      </w:pPr>
+      <w:r>
+        <w:rPr>
+          <w:rFonts w:ascii="Roboto" w:eastAsia="Times New Roman" w:hAnsi="Roboto" w:cs="Times New Roman"/>
+          <w:color w:val="212529"/>
+          <w:kern w:val="0"/>
+          <w:sz w:val="24"/>
+          <w:szCs w:val="24"/>
+          <w:lang w:eastAsia="es-CO"/>
+          <w14:ligatures w14:val="none"/>
+        </w:rPr>
+        <w:t xml:space="preserve">c. </w:t>
+      </w:r>
+      <w:proofErr w:type="spellStart"/>
+      <w:r>
+        <w:rPr>
+          <w:rFonts w:ascii="Roboto" w:eastAsia="Times New Roman" w:hAnsi="Roboto" w:cs="Times New Roman"/>
+          <w:color w:val="212529"/>
+          <w:kern w:val="0"/>
+          <w:sz w:val="24"/>
+          <w:szCs w:val="24"/>
+          <w:lang w:eastAsia="es-CO"/>
+          <w14:ligatures w14:val="none"/>
+        </w:rPr>
+        <w:t>Dinngo</w:t>
+      </w:r>
+      <w:proofErr w:type="spellEnd"/>
+      <w:r>
+        <w:rPr>
+          <w:rFonts w:ascii="Roboto" w:eastAsia="Times New Roman" w:hAnsi="Roboto" w:cs="Times New Roman"/>
+          <w:color w:val="212529"/>
+          <w:kern w:val="0"/>
+          <w:sz w:val="24"/>
+          <w:szCs w:val="24"/>
+          <w:lang w:eastAsia="es-CO"/>
+          <w14:ligatures w14:val="none"/>
+        </w:rPr>
+        <w:t>. (2023).</w:t>
+      </w:r>
+      <w:hyperlink r:id="rId7" w:tgtFrame="_blank" w:history="1">
+        <w:r>
+          <w:rPr>
+            <w:rFonts w:ascii="Roboto" w:eastAsia="Times New Roman" w:hAnsi="Roboto" w:cs="Times New Roman"/>
+            <w:color w:val="0D6EFD"/>
+            <w:kern w:val="0"/>
+            <w:sz w:val="24"/>
+            <w:szCs w:val="24"/>
+            <w:u w:val="single"/>
+            <w:lang w:eastAsia="es-CO"/>
+            <w14:ligatures w14:val="none"/>
+          </w:rPr>
+          <w:t> </w:t>
+        </w:r>
+      </w:hyperlink>
+      <w:hyperlink r:id="rId8" w:tgtFrame="_blank" w:history="1">
+        <w:r>
+          <w:rPr>
+            <w:rFonts w:ascii="Roboto" w:eastAsia="Times New Roman" w:hAnsi="Roboto" w:cs="Times New Roman"/>
+            <w:i/>
+            <w:iCs/>
+            <w:color w:val="0D6EFD"/>
+            <w:kern w:val="0"/>
+            <w:sz w:val="24"/>
+            <w:szCs w:val="24"/>
+            <w:u w:val="single"/>
+            <w:lang w:eastAsia="es-CO"/>
+            <w14:ligatures w14:val="none"/>
+          </w:rPr>
+          <w:t>Lienzo de Modelo de Negocio</w:t>
+        </w:r>
+      </w:hyperlink>
+      <w:r>
+        <w:rPr>
+          <w:rFonts w:ascii="Roboto" w:eastAsia="Times New Roman" w:hAnsi="Roboto" w:cs="Times New Roman"/>
+          <w:i/>
+          <w:iCs/>
+          <w:color w:val="212529"/>
+          <w:kern w:val="0"/>
+          <w:sz w:val="24"/>
+          <w:szCs w:val="24"/>
+          <w:lang w:eastAsia="es-CO"/>
+          <w14:ligatures w14:val="none"/>
+        </w:rPr>
+        <w:t>. </w:t>
+      </w:r>
+      <w:r>
+        <w:rPr>
+          <w:rFonts w:ascii="Roboto" w:eastAsia="Times New Roman" w:hAnsi="Roboto" w:cs="Times New Roman"/>
+          <w:color w:val="212529"/>
+          <w:kern w:val="0"/>
+          <w:sz w:val="24"/>
+          <w:szCs w:val="24"/>
+          <w:lang w:eastAsia="es-CO"/>
+          <w14:ligatures w14:val="none"/>
+        </w:rPr>
+        <w:t>DesignThinking.es</w:t>
+      </w:r>
+    </w:p>
+    <w:p>
+      <w:pPr>
+        <w:shd w:val="clear" w:color="auto" w:fill="FFFFFF"/>
+        <w:spacing w:after="100" w:afterAutospacing="1" w:line="240" w:lineRule="auto"/>
+        <w:rPr>
+          <w:rFonts w:ascii="Roboto" w:eastAsia="Times New Roman" w:hAnsi="Roboto" w:cs="Times New Roman"/>
+          <w:color w:val="212529"/>
+          <w:kern w:val="0"/>
+          <w:sz w:val="24"/>
+          <w:szCs w:val="24"/>
+          <w:lang w:eastAsia="es-CO"/>
+          <w14:ligatures w14:val="none"/>
+        </w:rPr>
+      </w:pPr>
+      <w:r>
+        <w:rPr>
+          <w:rFonts w:ascii="Roboto" w:eastAsia="Times New Roman" w:hAnsi="Roboto" w:cs="Times New Roman"/>
+          <w:b/>
+          <w:bCs/>
+          <w:color w:val="212529"/>
+          <w:kern w:val="0"/>
+          <w:sz w:val="24"/>
+          <w:szCs w:val="24"/>
+          <w:lang w:eastAsia="es-CO"/>
+          <w14:ligatures w14:val="none"/>
+        </w:rPr>
+        <w:t>Material complementario</w:t>
+      </w:r>
+    </w:p>
+    <w:p>
+      <w:pPr>
+        <w:numPr>
+          <w:ilvl w:val="0"/>
+          <w:numId w:val="1"/>
+        </w:numPr>
+        <w:shd w:val="clear" w:color="auto" w:fill="FFFFFF"/>
+        <w:spacing w:after="100" w:afterAutospacing="1" w:line="240" w:lineRule="auto"/>
+        <w:rPr>
+          <w:rFonts w:ascii="Roboto" w:eastAsia="Times New Roman" w:hAnsi="Roboto" w:cs="Times New Roman"/>
+          <w:color w:val="212529"/>
+          <w:kern w:val="0"/>
+          <w:sz w:val="26"/>
+          <w:szCs w:val="26"/>
+          <w:lang w:eastAsia="es-CO"/>
+          <w14:ligatures w14:val="none"/>
+        </w:rPr>
+      </w:pPr>
+      <w:r>
+        <w:rPr>
+          <w:rFonts w:ascii="Roboto" w:eastAsia="Times New Roman" w:hAnsi="Roboto" w:cs="Times New Roman"/>
+          <w:color w:val="212529"/>
+          <w:kern w:val="0"/>
+          <w:sz w:val="26"/>
+          <w:szCs w:val="26"/>
+          <w:lang w:eastAsia="es-CO"/>
+          <w14:ligatures w14:val="none"/>
+        </w:rPr>
+        <w:t>Ser - Hacer Mejor (2017). </w:t>
+      </w:r>
+      <w:hyperlink r:id="rId9" w:tgtFrame="_blank" w:history="1">
+        <w:r>
+          <w:rPr>
+            <w:rFonts w:ascii="Roboto" w:eastAsia="Times New Roman" w:hAnsi="Roboto" w:cs="Times New Roman"/>
+            <w:color w:val="0D6EFD"/>
+            <w:kern w:val="0"/>
+            <w:sz w:val="26"/>
+            <w:szCs w:val="26"/>
+            <w:u w:val="single"/>
+            <w:lang w:eastAsia="es-CO"/>
+            <w14:ligatures w14:val="none"/>
+          </w:rPr>
+          <w:t>El método Lean Startup - Por Eric Ries - Resumen animado</w:t>
+        </w:r>
+      </w:hyperlink>
+      <w:r>
+        <w:rPr>
+          <w:rFonts w:ascii="Roboto" w:eastAsia="Times New Roman" w:hAnsi="Roboto" w:cs="Times New Roman"/>
+          <w:color w:val="212529"/>
+          <w:kern w:val="0"/>
+          <w:sz w:val="26"/>
+          <w:szCs w:val="26"/>
+          <w:lang w:eastAsia="es-CO"/>
+          <w14:ligatures w14:val="none"/>
+        </w:rPr>
+        <w:t> [video].</w:t>
+      </w:r>
+    </w:p>
+    <w:p>
+      <w:pPr>
+        <w:numPr>
+          <w:ilvl w:val="0"/>
+          <w:numId w:val="1"/>
+        </w:numPr>
+        <w:shd w:val="clear" w:color="auto" w:fill="FFFFFF"/>
+        <w:spacing w:after="100" w:afterAutospacing="1" w:line="240" w:lineRule="auto"/>
+        <w:rPr>
+          <w:rFonts w:ascii="Roboto" w:eastAsia="Times New Roman" w:hAnsi="Roboto" w:cs="Times New Roman"/>
+          <w:color w:val="212529"/>
+          <w:kern w:val="0"/>
+          <w:sz w:val="26"/>
+          <w:szCs w:val="26"/>
+          <w:lang w:eastAsia="es-CO"/>
+          <w14:ligatures w14:val="none"/>
+        </w:rPr>
+      </w:pPr>
+      <w:r>
+        <w:rPr>
+          <w:rFonts w:ascii="Roboto" w:eastAsia="Times New Roman" w:hAnsi="Roboto" w:cs="Times New Roman"/>
+          <w:color w:val="212529"/>
+          <w:kern w:val="0"/>
+          <w:sz w:val="26"/>
+          <w:szCs w:val="26"/>
+          <w:lang w:eastAsia="es-CO"/>
+          <w14:ligatures w14:val="none"/>
+        </w:rPr>
+        <w:t>Muñoz, A. y Holguín, A. (2019). </w:t>
+      </w:r>
+      <w:hyperlink r:id="rId10" w:tgtFrame="_blank" w:history="1">
+        <w:r>
+          <w:rPr>
+            <w:rFonts w:ascii="Roboto" w:eastAsia="Times New Roman" w:hAnsi="Roboto" w:cs="Times New Roman"/>
+            <w:color w:val="0D6EFD"/>
+            <w:kern w:val="0"/>
+            <w:sz w:val="26"/>
+            <w:szCs w:val="26"/>
+            <w:u w:val="single"/>
+            <w:lang w:eastAsia="es-CO"/>
+            <w14:ligatures w14:val="none"/>
+          </w:rPr>
+          <w:t>Modelo de negocio</w:t>
+        </w:r>
+      </w:hyperlink>
+      <w:r>
+        <w:rPr>
+          <w:rFonts w:ascii="Roboto" w:eastAsia="Times New Roman" w:hAnsi="Roboto" w:cs="Times New Roman"/>
+          <w:color w:val="212529"/>
+          <w:kern w:val="0"/>
+          <w:sz w:val="26"/>
+          <w:szCs w:val="26"/>
+          <w:lang w:eastAsia="es-CO"/>
+          <w14:ligatures w14:val="none"/>
+        </w:rPr>
+        <w:t>. Universidad Pontificia Bolivariana.</w:t>
+      </w:r>
+    </w:p>
+    <w:p>
+      <w:pPr>
+        <w:numPr>
+          <w:ilvl w:val="0"/>
+          <w:numId w:val="1"/>
+        </w:numPr>
+        <w:shd w:val="clear" w:color="auto" w:fill="FFFFFF"/>
+        <w:spacing w:after="100" w:afterAutospacing="1" w:line="240" w:lineRule="auto"/>
+        <w:rPr>
+          <w:rFonts w:ascii="Roboto" w:eastAsia="Times New Roman" w:hAnsi="Roboto" w:cs="Times New Roman"/>
+          <w:color w:val="212529"/>
+          <w:kern w:val="0"/>
+          <w:sz w:val="26"/>
+          <w:szCs w:val="26"/>
+          <w:lang w:eastAsia="es-CO"/>
+          <w14:ligatures w14:val="none"/>
+        </w:rPr>
+      </w:pPr>
+      <w:r>
+        <w:rPr>
+          <w:rFonts w:ascii="Roboto" w:eastAsia="Times New Roman" w:hAnsi="Roboto" w:cs="Times New Roman"/>
+          <w:color w:val="212529"/>
+          <w:kern w:val="0"/>
+          <w:sz w:val="26"/>
+          <w:szCs w:val="26"/>
+          <w:lang w:eastAsia="es-CO"/>
+          <w14:ligatures w14:val="none"/>
+        </w:rPr>
+        <w:t>Prim, Alfonso (2016). </w:t>
+      </w:r>
+      <w:hyperlink r:id="rId11" w:tgtFrame="_blank" w:history="1">
+        <w:r>
+          <w:rPr>
+            <w:rFonts w:ascii="Roboto" w:eastAsia="Times New Roman" w:hAnsi="Roboto" w:cs="Times New Roman"/>
+            <w:color w:val="0D6EFD"/>
+            <w:kern w:val="0"/>
+            <w:sz w:val="26"/>
+            <w:szCs w:val="26"/>
+            <w:u w:val="single"/>
+            <w:lang w:eastAsia="es-CO"/>
+            <w14:ligatures w14:val="none"/>
+          </w:rPr>
+          <w:t xml:space="preserve">Lienzo Lean </w:t>
+        </w:r>
+        <w:proofErr w:type="spellStart"/>
+        <w:r>
+          <w:rPr>
+            <w:rFonts w:ascii="Roboto" w:eastAsia="Times New Roman" w:hAnsi="Roboto" w:cs="Times New Roman"/>
+            <w:color w:val="0D6EFD"/>
+            <w:kern w:val="0"/>
+            <w:sz w:val="26"/>
+            <w:szCs w:val="26"/>
+            <w:u w:val="single"/>
+            <w:lang w:eastAsia="es-CO"/>
+            <w14:ligatures w14:val="none"/>
+          </w:rPr>
+          <w:t>Canvas</w:t>
+        </w:r>
+        <w:proofErr w:type="spellEnd"/>
+        <w:r>
+          <w:rPr>
+            <w:rFonts w:ascii="Roboto" w:eastAsia="Times New Roman" w:hAnsi="Roboto" w:cs="Times New Roman"/>
+            <w:color w:val="0D6EFD"/>
+            <w:kern w:val="0"/>
+            <w:sz w:val="26"/>
+            <w:szCs w:val="26"/>
+            <w:u w:val="single"/>
+            <w:lang w:eastAsia="es-CO"/>
+            <w14:ligatures w14:val="none"/>
+          </w:rPr>
+          <w:t xml:space="preserve"> explicado Paso a Paso y con Ejemplos</w:t>
+        </w:r>
+      </w:hyperlink>
+      <w:r>
+        <w:rPr>
+          <w:rFonts w:ascii="Roboto" w:eastAsia="Times New Roman" w:hAnsi="Roboto" w:cs="Times New Roman"/>
+          <w:color w:val="212529"/>
+          <w:kern w:val="0"/>
+          <w:sz w:val="26"/>
+          <w:szCs w:val="26"/>
+          <w:lang w:eastAsia="es-CO"/>
+          <w14:ligatures w14:val="none"/>
+        </w:rPr>
+        <w:t>.</w:t>
+      </w:r>
+    </w:p>
+    <w:p>
+      <w:pPr>
+        <w:numPr>
+          <w:ilvl w:val="0"/>
+          <w:numId w:val="1"/>
+        </w:numPr>
+        <w:shd w:val="clear" w:color="auto" w:fill="FFFFFF"/>
+        <w:spacing w:after="100" w:afterAutospacing="1" w:line="240" w:lineRule="auto"/>
+        <w:rPr>
+          <w:rFonts w:ascii="Roboto" w:eastAsia="Times New Roman" w:hAnsi="Roboto" w:cs="Times New Roman"/>
+          <w:color w:val="212529"/>
+          <w:kern w:val="0"/>
+          <w:sz w:val="26"/>
+          <w:szCs w:val="26"/>
+          <w:lang w:eastAsia="es-CO"/>
+          <w14:ligatures w14:val="none"/>
+        </w:rPr>
+      </w:pPr>
+      <w:proofErr w:type="spellStart"/>
+      <w:r>
+        <w:rPr>
+          <w:rFonts w:ascii="Roboto" w:eastAsia="Times New Roman" w:hAnsi="Roboto" w:cs="Times New Roman"/>
+          <w:color w:val="212529"/>
+          <w:kern w:val="0"/>
+          <w:sz w:val="26"/>
+          <w:szCs w:val="26"/>
+          <w:lang w:eastAsia="es-CO"/>
+          <w14:ligatures w14:val="none"/>
+        </w:rPr>
+        <w:t>Innokabi</w:t>
+      </w:r>
+      <w:proofErr w:type="spellEnd"/>
+      <w:r>
+        <w:rPr>
+          <w:rFonts w:ascii="Roboto" w:eastAsia="Times New Roman" w:hAnsi="Roboto" w:cs="Times New Roman"/>
+          <w:color w:val="212529"/>
+          <w:kern w:val="0"/>
+          <w:sz w:val="26"/>
+          <w:szCs w:val="26"/>
+          <w:lang w:eastAsia="es-CO"/>
+          <w14:ligatures w14:val="none"/>
+        </w:rPr>
+        <w:t xml:space="preserve"> (2019). </w:t>
+      </w:r>
+      <w:hyperlink r:id="rId12" w:tgtFrame="_blank" w:history="1">
+        <w:r>
+          <w:rPr>
+            <w:rFonts w:ascii="Roboto" w:eastAsia="Times New Roman" w:hAnsi="Roboto" w:cs="Times New Roman"/>
+            <w:color w:val="0D6EFD"/>
+            <w:kern w:val="0"/>
+            <w:sz w:val="26"/>
+            <w:szCs w:val="26"/>
+            <w:u w:val="single"/>
+            <w:lang w:eastAsia="es-CO"/>
+            <w14:ligatures w14:val="none"/>
+          </w:rPr>
+          <w:t xml:space="preserve">Business </w:t>
+        </w:r>
+        <w:proofErr w:type="spellStart"/>
+        <w:r>
+          <w:rPr>
+            <w:rFonts w:ascii="Roboto" w:eastAsia="Times New Roman" w:hAnsi="Roboto" w:cs="Times New Roman"/>
+            <w:color w:val="0D6EFD"/>
+            <w:kern w:val="0"/>
+            <w:sz w:val="26"/>
+            <w:szCs w:val="26"/>
+            <w:u w:val="single"/>
+            <w:lang w:eastAsia="es-CO"/>
+            <w14:ligatures w14:val="none"/>
+          </w:rPr>
+          <w:t>Model</w:t>
+        </w:r>
+        <w:proofErr w:type="spellEnd"/>
+        <w:r>
+          <w:rPr>
+            <w:rFonts w:ascii="Roboto" w:eastAsia="Times New Roman" w:hAnsi="Roboto" w:cs="Times New Roman"/>
+            <w:color w:val="0D6EFD"/>
+            <w:kern w:val="0"/>
+            <w:sz w:val="26"/>
+            <w:szCs w:val="26"/>
+            <w:u w:val="single"/>
+            <w:lang w:eastAsia="es-CO"/>
+            <w14:ligatures w14:val="none"/>
+          </w:rPr>
+          <w:t xml:space="preserve"> </w:t>
+        </w:r>
+        <w:proofErr w:type="spellStart"/>
+        <w:r>
+          <w:rPr>
+            <w:rFonts w:ascii="Roboto" w:eastAsia="Times New Roman" w:hAnsi="Roboto" w:cs="Times New Roman"/>
+            <w:color w:val="0D6EFD"/>
+            <w:kern w:val="0"/>
+            <w:sz w:val="26"/>
+            <w:szCs w:val="26"/>
+            <w:u w:val="single"/>
+            <w:lang w:eastAsia="es-CO"/>
+            <w14:ligatures w14:val="none"/>
+          </w:rPr>
+          <w:t>Canvas</w:t>
+        </w:r>
+        <w:proofErr w:type="spellEnd"/>
+        <w:r>
+          <w:rPr>
+            <w:rFonts w:ascii="Roboto" w:eastAsia="Times New Roman" w:hAnsi="Roboto" w:cs="Times New Roman"/>
+            <w:color w:val="0D6EFD"/>
+            <w:kern w:val="0"/>
+            <w:sz w:val="26"/>
+            <w:szCs w:val="26"/>
+            <w:u w:val="single"/>
+            <w:lang w:eastAsia="es-CO"/>
+            <w14:ligatures w14:val="none"/>
+          </w:rPr>
+          <w:t xml:space="preserve"> Paso a Paso + 2 Ejemplos - BMC o </w:t>
+        </w:r>
+        <w:proofErr w:type="spellStart"/>
+        <w:r>
+          <w:rPr>
+            <w:rFonts w:ascii="Roboto" w:eastAsia="Times New Roman" w:hAnsi="Roboto" w:cs="Times New Roman"/>
+            <w:color w:val="0D6EFD"/>
+            <w:kern w:val="0"/>
+            <w:sz w:val="26"/>
+            <w:szCs w:val="26"/>
+            <w:u w:val="single"/>
+            <w:lang w:eastAsia="es-CO"/>
+            <w14:ligatures w14:val="none"/>
+          </w:rPr>
+          <w:t>canvas</w:t>
+        </w:r>
+        <w:proofErr w:type="spellEnd"/>
+        <w:r>
+          <w:rPr>
+            <w:rFonts w:ascii="Roboto" w:eastAsia="Times New Roman" w:hAnsi="Roboto" w:cs="Times New Roman"/>
+            <w:color w:val="0D6EFD"/>
+            <w:kern w:val="0"/>
+            <w:sz w:val="26"/>
+            <w:szCs w:val="26"/>
+            <w:u w:val="single"/>
+            <w:lang w:eastAsia="es-CO"/>
+            <w14:ligatures w14:val="none"/>
+          </w:rPr>
+          <w:t xml:space="preserve"> de modelo de negocio por Alfonso Prim</w:t>
+        </w:r>
+      </w:hyperlink>
+      <w:r>
+        <w:rPr>
+          <w:rFonts w:ascii="Roboto" w:eastAsia="Times New Roman" w:hAnsi="Roboto" w:cs="Times New Roman"/>
+          <w:color w:val="212529"/>
+          <w:kern w:val="0"/>
+          <w:sz w:val="26"/>
+          <w:szCs w:val="26"/>
+          <w:lang w:eastAsia="es-CO"/>
+          <w14:ligatures w14:val="none"/>
+        </w:rPr>
+        <w:t>. [video].</w:t>
+      </w:r>
+    </w:p>
+    <w:p>
+      <w:r>
+        <w:t xml:space="preserve">Podcast </w:t>
+      </w:r>
+      <w:proofErr w:type="spellStart"/>
+      <w:r>
+        <w:t>alvaro</w:t>
+      </w:r>
+      <w:proofErr w:type="spellEnd"/>
+      <w:r>
+        <w:t xml:space="preserve"> </w:t>
+      </w:r>
+      <w:proofErr w:type="spellStart"/>
+      <w:r>
+        <w:t>rodriguez</w:t>
+      </w:r>
+      <w:proofErr w:type="spellEnd"/>
+    </w:p>
+    <w:p/>
     <w:sectPr>
       <w:pgSz w:w="12240" w:h="15840"/>
       <w:pgMar w:top="1417" w:right="1701" w:bottom="1417" w:left="1701" w:header="708" w:footer="708" w:gutter="0"/>
@@ -1558,6 +2380,127 @@
     </w:sectPr>
   </w:body>
 </w:document>
+</file>
+
+<file path=word/numbering.xml><?xml version="1.0" encoding="utf-8"?>
+<w:numbering xmlns:wpc="http://schemas.microsoft.com/office/word/2010/wordprocessingCanvas" xmlns:cx="http://schemas.microsoft.com/office/drawing/2014/chartex" xmlns:cx1="http://schemas.microsoft.com/office/drawing/2015/9/8/chartex" xmlns:cx2="http://schemas.microsoft.com/office/drawing/2015/10/21/chartex" xmlns:cx3="http://schemas.microsoft.com/office/drawing/2016/5/9/chartex" xmlns:cx4="http://schemas.microsoft.com/office/drawing/2016/5/10/chartex" xmlns:cx5="http://schemas.microsoft.com/office/drawing/2016/5/11/chartex" xmlns:cx6="http://schemas.microsoft.com/office/drawing/2016/5/12/chartex" xmlns:cx7="http://schemas.microsoft.com/office/drawing/2016/5/13/chartex" xmlns:cx8="http://schemas.microsoft.com/office/drawing/2016/5/14/chartex" xmlns:mc="http://schemas.openxmlformats.org/markup-compatibility/2006" xmlns:aink="http://schemas.microsoft.com/office/drawing/2016/ink" xmlns:am3d="http://schemas.microsoft.com/office/drawing/2017/model3d" xmlns:o="urn:schemas-microsoft-com:office:office" xmlns:oel="http://schemas.microsoft.com/office/2019/extlst" xmlns:r="http://schemas.openxmlformats.org/officeDocument/2006/relationships" xmlns:m="http://schemas.openxmlformats.org/officeDocument/2006/math" xmlns:v="urn:schemas-microsoft-com:vml" xmlns:wp14="http://schemas.microsoft.com/office/word/2010/wordprocessingDrawing" xmlns:wp="http://schemas.openxmlformats.org/drawingml/2006/wordprocessingDrawing" xmlns:w10="urn:schemas-microsoft-com:office:word" xmlns:w="http://schemas.openxmlformats.org/wordprocessingml/2006/main" xmlns:w14="http://schemas.microsoft.com/office/word/2010/wordml" xmlns:w15="http://schemas.microsoft.com/office/word/2012/wordml" xmlns:w16cex="http://schemas.microsoft.com/office/word/2018/wordml/cex" xmlns:w16cid="http://schemas.microsoft.com/office/word/2016/wordml/cid" xmlns:w16="http://schemas.microsoft.com/office/word/2018/wordml" xmlns:w16sdtdh="http://schemas.microsoft.com/office/word/2020/wordml/sdtdatahash" xmlns:w16se="http://schemas.microsoft.com/office/word/2015/wordml/symex" xmlns:wpg="http://schemas.microsoft.com/office/word/2010/wordprocessingGroup" xmlns:wpi="http://schemas.microsoft.com/office/word/2010/wordprocessingInk" xmlns:wne="http://schemas.microsoft.com/office/word/2006/wordml" xmlns:wps="http://schemas.microsoft.com/office/word/2010/wordprocessingShape" mc:Ignorable="w14 w15 w16se w16cid w16 w16cex w16sdtdh wp14">
+  <w:abstractNum w:abstractNumId="0" w15:restartNumberingAfterBreak="0">
+    <w:nsid w:val="61E1491A"/>
+    <w:multiLevelType w:val="multilevel"/>
+    <w:tmpl w:val="5FCA56DC"/>
+    <w:lvl w:ilvl="0">
+      <w:start w:val="1"/>
+      <w:numFmt w:val="lowerLetter"/>
+      <w:lvlText w:val="%1."/>
+      <w:lvlJc w:val="left"/>
+      <w:pPr>
+        <w:tabs>
+          <w:tab w:val="num" w:pos="720"/>
+        </w:tabs>
+        <w:ind w:left="720" w:hanging="360"/>
+      </w:pPr>
+    </w:lvl>
+    <w:lvl w:ilvl="1" w:tentative="1">
+      <w:start w:val="1"/>
+      <w:numFmt w:val="lowerLetter"/>
+      <w:lvlText w:val="%2."/>
+      <w:lvlJc w:val="left"/>
+      <w:pPr>
+        <w:tabs>
+          <w:tab w:val="num" w:pos="1440"/>
+        </w:tabs>
+        <w:ind w:left="1440" w:hanging="360"/>
+      </w:pPr>
+    </w:lvl>
+    <w:lvl w:ilvl="2" w:tentative="1">
+      <w:start w:val="1"/>
+      <w:numFmt w:val="lowerLetter"/>
+      <w:lvlText w:val="%3."/>
+      <w:lvlJc w:val="left"/>
+      <w:pPr>
+        <w:tabs>
+          <w:tab w:val="num" w:pos="2160"/>
+        </w:tabs>
+        <w:ind w:left="2160" w:hanging="360"/>
+      </w:pPr>
+    </w:lvl>
+    <w:lvl w:ilvl="3" w:tentative="1">
+      <w:start w:val="1"/>
+      <w:numFmt w:val="lowerLetter"/>
+      <w:lvlText w:val="%4."/>
+      <w:lvlJc w:val="left"/>
+      <w:pPr>
+        <w:tabs>
+          <w:tab w:val="num" w:pos="2880"/>
+        </w:tabs>
+        <w:ind w:left="2880" w:hanging="360"/>
+      </w:pPr>
+    </w:lvl>
+    <w:lvl w:ilvl="4" w:tentative="1">
+      <w:start w:val="1"/>
+      <w:numFmt w:val="lowerLetter"/>
+      <w:lvlText w:val="%5."/>
+      <w:lvlJc w:val="left"/>
+      <w:pPr>
+        <w:tabs>
+          <w:tab w:val="num" w:pos="3600"/>
+        </w:tabs>
+        <w:ind w:left="3600" w:hanging="360"/>
+      </w:pPr>
+    </w:lvl>
+    <w:lvl w:ilvl="5" w:tentative="1">
+      <w:start w:val="1"/>
+      <w:numFmt w:val="lowerLetter"/>
+      <w:lvlText w:val="%6."/>
+      <w:lvlJc w:val="left"/>
+      <w:pPr>
+        <w:tabs>
+          <w:tab w:val="num" w:pos="4320"/>
+        </w:tabs>
+        <w:ind w:left="4320" w:hanging="360"/>
+      </w:pPr>
+    </w:lvl>
+    <w:lvl w:ilvl="6" w:tentative="1">
+      <w:start w:val="1"/>
+      <w:numFmt w:val="lowerLetter"/>
+      <w:lvlText w:val="%7."/>
+      <w:lvlJc w:val="left"/>
+      <w:pPr>
+        <w:tabs>
+          <w:tab w:val="num" w:pos="5040"/>
+        </w:tabs>
+        <w:ind w:left="5040" w:hanging="360"/>
+      </w:pPr>
+    </w:lvl>
+    <w:lvl w:ilvl="7" w:tentative="1">
+      <w:start w:val="1"/>
+      <w:numFmt w:val="lowerLetter"/>
+      <w:lvlText w:val="%8."/>
+      <w:lvlJc w:val="left"/>
+      <w:pPr>
+        <w:tabs>
+          <w:tab w:val="num" w:pos="5760"/>
+        </w:tabs>
+        <w:ind w:left="5760" w:hanging="360"/>
+      </w:pPr>
+    </w:lvl>
+    <w:lvl w:ilvl="8" w:tentative="1">
+      <w:start w:val="1"/>
+      <w:numFmt w:val="lowerLetter"/>
+      <w:lvlText w:val="%9."/>
+      <w:lvlJc w:val="left"/>
+      <w:pPr>
+        <w:tabs>
+          <w:tab w:val="num" w:pos="6480"/>
+        </w:tabs>
+        <w:ind w:left="6480" w:hanging="360"/>
+      </w:pPr>
+    </w:lvl>
+  </w:abstractNum>
+  <w:num w:numId="1" w16cid:durableId="1257906766">
+    <w:abstractNumId w:val="0"/>
+  </w:num>
+</w:numbering>
 </file>
 
 <file path=word/styles.xml><?xml version="1.0" encoding="utf-8"?>
@@ -1961,6 +2904,28 @@
     <w:name w:val="Normal"/>
     <w:qFormat/>
   </w:style>
+  <w:style w:type="paragraph" w:styleId="Ttulo1">
+    <w:name w:val="heading 1"/>
+    <w:basedOn w:val="Normal"/>
+    <w:link w:val="Ttulo1Car"/>
+    <w:uiPriority w:val="9"/>
+    <w:qFormat/>
+    <w:rsid w:val="005E3A5C"/>
+    <w:pPr>
+      <w:spacing w:before="100" w:beforeAutospacing="1" w:after="100" w:afterAutospacing="1" w:line="240" w:lineRule="auto"/>
+      <w:outlineLvl w:val="0"/>
+    </w:pPr>
+    <w:rPr>
+      <w:rFonts w:ascii="Times New Roman" w:eastAsia="Times New Roman" w:hAnsi="Times New Roman" w:cs="Times New Roman"/>
+      <w:b/>
+      <w:bCs/>
+      <w:kern w:val="36"/>
+      <w:sz w:val="48"/>
+      <w:szCs w:val="48"/>
+      <w:lang w:eastAsia="es-CO"/>
+      <w14:ligatures w14:val="none"/>
+    </w:rPr>
+  </w:style>
   <w:style w:type="character" w:default="1" w:styleId="Fuentedeprrafopredeter">
     <w:name w:val="Default Paragraph Font"/>
     <w:uiPriority w:val="1"/>
@@ -2022,6 +2987,46 @@
     <w:name w:val="font-semibold"/>
     <w:basedOn w:val="Fuentedeprrafopredeter"/>
     <w:rsid w:val="004F2F24"/>
+  </w:style>
+  <w:style w:type="character" w:customStyle="1" w:styleId="Ttulo1Car">
+    <w:name w:val="Título 1 Car"/>
+    <w:basedOn w:val="Fuentedeprrafopredeter"/>
+    <w:link w:val="Ttulo1"/>
+    <w:uiPriority w:val="9"/>
+    <w:rsid w:val="005E3A5C"/>
+    <w:rPr>
+      <w:rFonts w:ascii="Times New Roman" w:eastAsia="Times New Roman" w:hAnsi="Times New Roman" w:cs="Times New Roman"/>
+      <w:b/>
+      <w:bCs/>
+      <w:kern w:val="36"/>
+      <w:sz w:val="48"/>
+      <w:szCs w:val="48"/>
+      <w:lang w:eastAsia="es-CO"/>
+      <w14:ligatures w14:val="none"/>
+    </w:rPr>
+  </w:style>
+  <w:style w:type="character" w:styleId="Hipervnculo">
+    <w:name w:val="Hyperlink"/>
+    <w:basedOn w:val="Fuentedeprrafopredeter"/>
+    <w:uiPriority w:val="99"/>
+    <w:semiHidden/>
+    <w:unhideWhenUsed/>
+    <w:rsid w:val="005E3A5C"/>
+    <w:rPr>
+      <w:color w:val="0000FF"/>
+      <w:u w:val="single"/>
+    </w:rPr>
+  </w:style>
+  <w:style w:type="character" w:styleId="Textoennegrita">
+    <w:name w:val="Strong"/>
+    <w:basedOn w:val="Fuentedeprrafopredeter"/>
+    <w:uiPriority w:val="22"/>
+    <w:qFormat/>
+    <w:rsid w:val="005E3A5C"/>
+    <w:rPr>
+      <w:b/>
+      <w:bCs/>
+    </w:rPr>
   </w:style>
 </w:styles>
 </file>
